--- a/docs/lambda/dsp-check-lock/README.docx
+++ b/docs/lambda/dsp-check-lock/README.docx
@@ -2,7 +2,7 @@
 <file path=word/document.xml><?xml version="1.0" encoding="utf-8"?>
 <w:document xmlns:w="http://schemas.openxmlformats.org/wordprocessingml/2006/main" xmlns:m="http://schemas.openxmlformats.org/officeDocument/2006/math" xmlns:r="http://schemas.openxmlformats.org/officeDocument/2006/relationships" xmlns:o="urn:schemas-microsoft-com:office:office" xmlns:v="urn:schemas-microsoft-com:vml" xmlns:w10="urn:schemas-microsoft-com:office:word" xmlns:a="http://schemas.openxmlformats.org/drawingml/2006/main" xmlns:pic="http://schemas.openxmlformats.org/drawingml/2006/picture" xmlns:wp="http://schemas.openxmlformats.org/drawingml/2006/wordprocessingDrawing">
   <w:body>
-    <w:bookmarkStart w:id="28" w:name="Xd3debf58816d539cc5c48cfc8c3ac71c4be3c31"/>
+    <w:bookmarkStart w:id="31" w:name="Xd3debf58816d539cc5c48cfc8c3ac71c4be3c31"/>
     <w:p>
       <w:pPr>
         <w:pStyle w:val="Heading1"/>
@@ -270,13 +270,13 @@
       </w:tr>
     </w:tbl>
     <w:bookmarkEnd w:id="20"/>
-    <w:bookmarkStart w:id="21" w:name="what-the-step-does"/>
+    <w:bookmarkStart w:id="21" w:name="where-it-sits-in-the-pipeline"/>
     <w:p>
       <w:pPr>
         <w:pStyle w:val="Heading2"/>
       </w:pPr>
       <w:r>
-        <w:t xml:space="preserve">What the step does</w:t>
+        <w:t xml:space="preserve">Where it sits in the pipeline</w:t>
       </w:r>
     </w:p>
     <w:p>
@@ -284,22 +284,38 @@
         <w:pStyle w:val="FirstParagraph"/>
       </w:pPr>
       <w:r>
+        <w:t xml:space="preserve">CheckLock is</w:t>
+      </w:r>
+      <w:r>
+        <w:t xml:space="preserve"> </w:t>
+      </w:r>
+      <w:r>
+        <w:rPr>
+          <w:b/>
+          <w:bCs/>
+        </w:rPr>
+        <w:t xml:space="preserve">step 2</w:t>
+      </w:r>
+      <w:r>
+        <w:t xml:space="preserve"> </w:t>
+      </w:r>
+      <w:r>
+        <w:t xml:space="preserve">in the HLD and the sequence diagram (</w:t>
+      </w:r>
+      <w:r>
         <w:rPr>
           <w:rStyle w:val="VerbatimChar"/>
         </w:rPr>
-        <w:t xml:space="preserve">CheckLock</w:t>
-      </w:r>
-      <w:r>
-        <w:t xml:space="preserve"> </w:t>
-      </w:r>
-      <w:r>
-        <w:t xml:space="preserve">is the first state in the state machine. It makes sure only one run happens at a time, like</w:t>
-      </w:r>
-      <w:r>
-        <w:t xml:space="preserve"> </w:t>
-      </w:r>
-      <w:r>
-        <w:t xml:space="preserve">checking whether someone is already in the room.</w:t>
+        <w:t xml:space="preserve">diagrams/dsp-poc-hld-2026-10-28.png</w:t>
+      </w:r>
+      <w:r>
+        <w:t xml:space="preserve">; the</w:t>
+      </w:r>
+      <w:r>
+        <w:t xml:space="preserve"> </w:t>
+      </w:r>
+      <w:r>
+        <w:t xml:space="preserve">blue numbered circles match between the two). It is the first task the state machine runs:</w:t>
       </w:r>
     </w:p>
     <w:p>
@@ -315,19 +331,13 @@
           <w:b/>
           <w:bCs/>
         </w:rPr>
-        <w:t xml:space="preserve">The trigger fires.</w:t>
-      </w:r>
-      <w:r>
-        <w:t xml:space="preserve"> </w:t>
-      </w:r>
-      <w:r>
-        <w:t xml:space="preserve">The Node heartbeat (:05 and :35) sends an event through EventBridge, which starts</w:t>
-      </w:r>
-      <w:r>
-        <w:t xml:space="preserve"> </w:t>
-      </w:r>
-      <w:r>
-        <w:t xml:space="preserve">a new execution of the state machine.</w:t>
+        <w:t xml:space="preserve">The heartbeat fires</w:t>
+      </w:r>
+      <w:r>
+        <w:t xml:space="preserve"> </w:t>
+      </w:r>
+      <w:r>
+        <w:t xml:space="preserve">(step 1). EventBridge only starts the state machine; it never calls this Lambda.</w:t>
       </w:r>
     </w:p>
     <w:p>
@@ -343,58 +353,72 @@
           <w:b/>
           <w:bCs/>
         </w:rPr>
-        <w:t xml:space="preserve">The run asks Step Functions what’s already running.</w:t>
-      </w:r>
-      <w:r>
-        <w:t xml:space="preserve"> </w:t>
-      </w:r>
-      <w:r>
-        <w:t xml:space="preserve">It calls</w:t>
-      </w:r>
-      <w:r>
+        <w:t xml:space="preserve">The</w:t>
+      </w:r>
+      <w:r>
+        <w:rPr>
+          <w:b/>
+          <w:bCs/>
+        </w:rPr>
         <w:t xml:space="preserve"> </w:t>
       </w:r>
       <w:r>
         <w:rPr>
           <w:rStyle w:val="VerbatimChar"/>
-        </w:rPr>
-        <w:t xml:space="preserve">ListExecutions</w:t>
-      </w:r>
-      <w:r>
-        <w:t xml:space="preserve"> </w:t>
-      </w:r>
-      <w:r>
-        <w:t xml:space="preserve">on this same state</w:t>
-      </w:r>
-      <w:r>
-        <w:t xml:space="preserve"> </w:t>
-      </w:r>
-      <w:r>
-        <w:t xml:space="preserve">machine with</w:t>
-      </w:r>
-      <w:r>
-        <w:t xml:space="preserve"> </w:t>
+          <w:b/>
+          <w:bCs/>
+        </w:rPr>
+        <w:t xml:space="preserve">CheckLock</w:t>
+      </w:r>
+      <w:r>
+        <w:rPr>
+          <w:b/>
+          <w:bCs/>
+        </w:rPr>
+        <w:t xml:space="preserve"> </w:t>
+      </w:r>
+      <w:r>
+        <w:rPr>
+          <w:b/>
+          <w:bCs/>
+        </w:rPr>
+        <w:t xml:space="preserve">state runs first</w:t>
+      </w:r>
+      <w:r>
+        <w:t xml:space="preserve"> </w:t>
+      </w:r>
+      <w:r>
+        <w:t xml:space="preserve">(</w:t>
       </w:r>
       <w:r>
         <w:rPr>
           <w:rStyle w:val="VerbatimChar"/>
         </w:rPr>
-        <w:t xml:space="preserve">statusFilter = RUNNING</w:t>
-      </w:r>
-      <w:r>
-        <w:t xml:space="preserve">. In plain English:</w:t>
-      </w:r>
-      <w:r>
-        <w:t xml:space="preserve"> </w:t>
-      </w:r>
-      <w:r>
-        <w:t xml:space="preserve">“</w:t>
-      </w:r>
-      <w:r>
-        <w:t xml:space="preserve">Are any other copies of me running right now?</w:t>
-      </w:r>
-      <w:r>
-        <w:t xml:space="preserve">”</w:t>
+        <w:t xml:space="preserve">"StartAt": "CheckLock"</w:t>
+      </w:r>
+      <w:r>
+        <w:t xml:space="preserve">). It is a Task state whose only job is to</w:t>
+      </w:r>
+      <w:r>
+        <w:t xml:space="preserve"> </w:t>
+      </w:r>
+      <w:r>
+        <w:t xml:space="preserve">invoke the</w:t>
+      </w:r>
+      <w:r>
+        <w:t xml:space="preserve"> </w:t>
+      </w:r>
+      <w:r>
+        <w:rPr>
+          <w:rStyle w:val="VerbatimChar"/>
+        </w:rPr>
+        <w:t xml:space="preserve">dsp-check-lock</w:t>
+      </w:r>
+      <w:r>
+        <w:t xml:space="preserve"> </w:t>
+      </w:r>
+      <w:r>
+        <w:t xml:space="preserve">Lambda, passing the two ARNs.</w:t>
       </w:r>
     </w:p>
     <w:p>
@@ -410,28 +434,34 @@
           <w:b/>
           <w:bCs/>
         </w:rPr>
-        <w:t xml:space="preserve">It drops itself out of the list.</w:t>
-      </w:r>
-      <w:r>
-        <w:t xml:space="preserve"> </w:t>
-      </w:r>
-      <w:r>
-        <w:t xml:space="preserve">The new run always shows up as RUNNING too, so it compares each</w:t>
-      </w:r>
-      <w:r>
-        <w:t xml:space="preserve"> </w:t>
-      </w:r>
-      <w:r>
-        <w:t xml:space="preserve">result against its own execution ARN (</w:t>
+        <w:t xml:space="preserve">The Lambda answers</w:t>
+      </w:r>
+      <w:r>
+        <w:t xml:space="preserve"> </w:t>
       </w:r>
       <w:r>
         <w:rPr>
           <w:rStyle w:val="VerbatimChar"/>
         </w:rPr>
-        <w:t xml:space="preserve">$$.Execution.Id</w:t>
-      </w:r>
-      <w:r>
-        <w:t xml:space="preserve">) and counts only the others.</w:t>
+        <w:t xml:space="preserve">locked: true</w:t>
+      </w:r>
+      <w:r>
+        <w:t xml:space="preserve"> </w:t>
+      </w:r>
+      <w:r>
+        <w:t xml:space="preserve">or</w:t>
+      </w:r>
+      <w:r>
+        <w:t xml:space="preserve"> </w:t>
+      </w:r>
+      <w:r>
+        <w:rPr>
+          <w:rStyle w:val="VerbatimChar"/>
+        </w:rPr>
+        <w:t xml:space="preserve">false</w:t>
+      </w:r>
+      <w:r>
+        <w:t xml:space="preserve">.</w:t>
       </w:r>
     </w:p>
     <w:p>
@@ -444,17 +474,142 @@
       </w:pPr>
       <w:r>
         <w:rPr>
+          <w:rStyle w:val="VerbatimChar"/>
           <w:b/>
           <w:bCs/>
         </w:rPr>
-        <w:t xml:space="preserve">It decides:</w:t>
+        <w:t xml:space="preserve">IsLocked</w:t>
+      </w:r>
+      <w:r>
+        <w:rPr>
+          <w:b/>
+          <w:bCs/>
+        </w:rPr>
+        <w:t xml:space="preserve"> </w:t>
+      </w:r>
+      <w:r>
+        <w:rPr>
+          <w:b/>
+          <w:bCs/>
+        </w:rPr>
+        <w:t xml:space="preserve">(a Choice state, no code)</w:t>
+      </w:r>
+      <w:r>
+        <w:t xml:space="preserve"> </w:t>
+      </w:r>
+      <w:r>
+        <w:t xml:space="preserve">routes the run to</w:t>
+      </w:r>
+      <w:r>
+        <w:t xml:space="preserve"> </w:t>
+      </w:r>
+      <w:r>
+        <w:rPr>
+          <w:rStyle w:val="VerbatimChar"/>
+        </w:rPr>
+        <w:t xml:space="preserve">SkippedAlreadyRunning</w:t>
+      </w:r>
+      <w:r>
+        <w:t xml:space="preserve"> </w:t>
+      </w:r>
+      <w:r>
+        <w:t xml:space="preserve">or on to</w:t>
+      </w:r>
+      <w:r>
+        <w:t xml:space="preserve"> </w:t>
+      </w:r>
+      <w:r>
+        <w:rPr>
+          <w:rStyle w:val="VerbatimChar"/>
+        </w:rPr>
+        <w:t xml:space="preserve">FindWork</w:t>
+      </w:r>
+      <w:r>
+        <w:t xml:space="preserve"> </w:t>
+      </w:r>
+      <w:r>
+        <w:t xml:space="preserve">(step 3).</w:t>
+      </w:r>
+    </w:p>
+    <w:p>
+      <w:pPr>
+        <w:pStyle w:val="FirstParagraph"/>
+      </w:pPr>
+      <w:r>
+        <w:t xml:space="preserve">The state and the Lambda are two halves of one step: the</w:t>
+      </w:r>
+      <w:r>
+        <w:t xml:space="preserve"> </w:t>
+      </w:r>
+      <w:r>
+        <w:rPr>
+          <w:rStyle w:val="VerbatimChar"/>
+        </w:rPr>
+        <w:t xml:space="preserve">CheckLock</w:t>
+      </w:r>
+      <w:r>
+        <w:t xml:space="preserve"> </w:t>
+      </w:r>
+      <w:r>
+        <w:t xml:space="preserve">state is the box in the Step Functions</w:t>
+      </w:r>
+      <w:r>
+        <w:t xml:space="preserve"> </w:t>
+      </w:r>
+      <w:r>
+        <w:t xml:space="preserve">graph; the</w:t>
+      </w:r>
+      <w:r>
+        <w:t xml:space="preserve"> </w:t>
+      </w:r>
+      <w:r>
+        <w:rPr>
+          <w:rStyle w:val="VerbatimChar"/>
+        </w:rPr>
+        <w:t xml:space="preserve">dsp-check-lock</w:t>
+      </w:r>
+      <w:r>
+        <w:t xml:space="preserve"> </w:t>
+      </w:r>
+      <w:r>
+        <w:t xml:space="preserve">Lambda is the Python code that box runs. Nothing else calls this Lambda, and every</w:t>
+      </w:r>
+      <w:r>
+        <w:t xml:space="preserve"> </w:t>
+      </w:r>
+      <w:r>
+        <w:t xml:space="preserve">run calls it exactly once, before any S3 work begins. That ordering is the point: if another run is in</w:t>
+      </w:r>
+      <w:r>
+        <w:t xml:space="preserve"> </w:t>
+      </w:r>
+      <w:r>
+        <w:t xml:space="preserve">progress, this run stops before it touches any data.</w:t>
+      </w:r>
+    </w:p>
+    <w:bookmarkEnd w:id="21"/>
+    <w:bookmarkStart w:id="22" w:name="scope-what-this-lambda-touches"/>
+    <w:p>
+      <w:pPr>
+        <w:pStyle w:val="Heading2"/>
+      </w:pPr>
+      <w:r>
+        <w:t xml:space="preserve">Scope: what this Lambda touches</w:t>
+      </w:r>
+    </w:p>
+    <w:p>
+      <w:pPr>
+        <w:pStyle w:val="FirstParagraph"/>
+      </w:pPr>
+      <w:r>
+        <w:t xml:space="preserve">Very little. One read-only call to Step Functions, and a yes/no answer back.</w:t>
       </w:r>
     </w:p>
     <w:p>
       <w:pPr>
         <w:pStyle w:val="Compact"/>
         <w:numPr>
-          <w:ilvl w:val="1"/>
+          <w:ilvl w:val="0"/>
           <w:numId w:val="1002"/>
         </w:numPr>
       </w:pPr>
@@ -463,13 +618,13 @@
           <w:b/>
           <w:bCs/>
         </w:rPr>
-        <w:t xml:space="preserve">No other run:</w:t>
-      </w:r>
-      <w:r>
-        <w:t xml:space="preserve"> </w:t>
-      </w:r>
-      <w:r>
-        <w:t xml:space="preserve">go on to</w:t>
+        <w:t xml:space="preserve">No S3.</w:t>
+      </w:r>
+      <w:r>
+        <w:t xml:space="preserve"> </w:t>
+      </w:r>
+      <w:r>
+        <w:t xml:space="preserve">It doesn’t read or write any bucket, file, table or database. Its only permission is</w:t>
       </w:r>
       <w:r>
         <w:t xml:space="preserve"> </w:t>
@@ -478,20 +633,20 @@
         <w:rPr>
           <w:rStyle w:val="VerbatimChar"/>
         </w:rPr>
-        <w:t xml:space="preserve">FindWork</w:t>
-      </w:r>
-      <w:r>
-        <w:t xml:space="preserve"> </w:t>
-      </w:r>
-      <w:r>
-        <w:t xml:space="preserve">and do the real work.</w:t>
+        <w:t xml:space="preserve">states:ListExecutions</w:t>
+      </w:r>
+      <w:r>
+        <w:t xml:space="preserve"> </w:t>
+      </w:r>
+      <w:r>
+        <w:t xml:space="preserve">on the pipeline’s own state machine, so it couldn’t touch S3 even if the code tried.</w:t>
       </w:r>
     </w:p>
     <w:p>
       <w:pPr>
         <w:pStyle w:val="Compact"/>
         <w:numPr>
-          <w:ilvl w:val="1"/>
+          <w:ilvl w:val="0"/>
           <w:numId w:val="1002"/>
         </w:numPr>
       </w:pPr>
@@ -500,13 +655,13 @@
           <w:b/>
           <w:bCs/>
         </w:rPr>
-        <w:t xml:space="preserve">Another run is in flight:</w:t>
-      </w:r>
-      <w:r>
-        <w:t xml:space="preserve"> </w:t>
-      </w:r>
-      <w:r>
-        <w:t xml:space="preserve">go to a</w:t>
+        <w:t xml:space="preserve">It doesn’t decide whether to skip.</w:t>
+      </w:r>
+      <w:r>
+        <w:t xml:space="preserve"> </w:t>
+      </w:r>
+      <w:r>
+        <w:t xml:space="preserve">The</w:t>
       </w:r>
       <w:r>
         <w:t xml:space="preserve"> </w:t>
@@ -515,13 +670,13 @@
         <w:rPr>
           <w:rStyle w:val="VerbatimChar"/>
         </w:rPr>
-        <w:t xml:space="preserve">Succeed</w:t>
-      </w:r>
-      <w:r>
-        <w:t xml:space="preserve"> </w:t>
-      </w:r>
-      <w:r>
-        <w:t xml:space="preserve">state called</w:t>
+        <w:t xml:space="preserve">IsLocked</w:t>
+      </w:r>
+      <w:r>
+        <w:t xml:space="preserve"> </w:t>
+      </w:r>
+      <w:r>
+        <w:t xml:space="preserve">Choice state makes that call based on</w:t>
       </w:r>
       <w:r>
         <w:t xml:space="preserve"> </w:t>
@@ -530,122 +685,116 @@
         <w:rPr>
           <w:rStyle w:val="VerbatimChar"/>
         </w:rPr>
-        <w:t xml:space="preserve">SkippedAlreadyRunning</w:t>
-      </w:r>
-      <w:r>
-        <w:t xml:space="preserve"> </w:t>
-      </w:r>
-      <w:r>
-        <w:t xml:space="preserve">and stop. It ends</w:t>
-      </w:r>
-      <w:r>
-        <w:t xml:space="preserve"> </w:t>
-      </w:r>
-      <w:r>
-        <w:t xml:space="preserve">as a success, not a failure, so a skip doesn’t set off alarms. Whatever work is still pending gets</w:t>
-      </w:r>
-      <w:r>
-        <w:t xml:space="preserve"> </w:t>
-      </w:r>
-      <w:r>
-        <w:t xml:space="preserve">picked up at the next heartbeat.</w:t>
-      </w:r>
-    </w:p>
-    <w:p>
-      <w:pPr>
-        <w:pStyle w:val="FirstParagraph"/>
+        <w:t xml:space="preserve">locked</w:t>
+      </w:r>
+      <w:r>
+        <w:t xml:space="preserve">.</w:t>
+      </w:r>
+    </w:p>
+    <w:p>
+      <w:pPr>
+        <w:pStyle w:val="Compact"/>
+        <w:numPr>
+          <w:ilvl w:val="0"/>
+          <w:numId w:val="1002"/>
+        </w:numPr>
       </w:pPr>
       <w:r>
         <w:rPr>
           <w:b/>
           <w:bCs/>
         </w:rPr>
-        <w:t xml:space="preserve">Why there’s a 25-minute timeout too.</w:t>
-      </w:r>
-      <w:r>
-        <w:t xml:space="preserve"> </w:t>
-      </w:r>
-      <w:r>
-        <w:t xml:space="preserve">The check only works if a running execution eventually stops. If</w:t>
-      </w:r>
-      <w:r>
-        <w:t xml:space="preserve"> </w:t>
-      </w:r>
-      <w:r>
-        <w:t xml:space="preserve">one hangs, it would count as</w:t>
-      </w:r>
-      <w:r>
-        <w:t xml:space="preserve"> </w:t>
-      </w:r>
-      <w:r>
-        <w:t xml:space="preserve">“</w:t>
-      </w:r>
-      <w:r>
-        <w:t xml:space="preserve">running</w:t>
-      </w:r>
-      <w:r>
-        <w:t xml:space="preserve">”</w:t>
-      </w:r>
-      <w:r>
-        <w:t xml:space="preserve"> </w:t>
-      </w:r>
-      <w:r>
-        <w:t xml:space="preserve">forever and every later heartbeat would skip. The state machine’s</w:t>
-      </w:r>
-      <w:r>
-        <w:t xml:space="preserve"> </w:t>
-      </w:r>
-      <w:r>
-        <w:t xml:space="preserve">25-minute timeout (</w:t>
-      </w:r>
-      <w:r>
-        <w:rPr>
-          <w:rStyle w:val="VerbatimChar"/>
-        </w:rPr>
-        <w:t xml:space="preserve">TimeoutSeconds: 1500</w:t>
-      </w:r>
-      <w:r>
-        <w:t xml:space="preserve">) kills a stuck run before the next heartbeat 30 minutes later, so</w:t>
-      </w:r>
-      <w:r>
-        <w:t xml:space="preserve"> </w:t>
-      </w:r>
-      <w:r>
-        <w:t xml:space="preserve">the lock frees itself.</w:t>
-      </w:r>
-    </w:p>
-    <w:p>
-      <w:pPr>
-        <w:pStyle w:val="BodyText"/>
+        <w:t xml:space="preserve">It doesn’t stop, cancel or wait for the other run.</w:t>
+      </w:r>
+      <w:r>
+        <w:t xml:space="preserve"> </w:t>
+      </w:r>
+      <w:r>
+        <w:t xml:space="preserve">It only reports that it exists.</w:t>
+      </w:r>
+    </w:p>
+    <w:p>
+      <w:pPr>
+        <w:pStyle w:val="Compact"/>
+        <w:numPr>
+          <w:ilvl w:val="0"/>
+          <w:numId w:val="1002"/>
+        </w:numPr>
       </w:pPr>
       <w:r>
         <w:rPr>
           <w:b/>
           <w:bCs/>
         </w:rPr>
-        <w:t xml:space="preserve">Why it’s built this way.</w:t>
-      </w:r>
-      <w:r>
-        <w:t xml:space="preserve"> </w:t>
-      </w:r>
-      <w:r>
-        <w:t xml:space="preserve">No lock table or DynamoDB item, and nothing has to be cleaned up afterward.</w:t>
-      </w:r>
-      <w:r>
-        <w:t xml:space="preserve"> </w:t>
-      </w:r>
-      <w:r>
-        <w:t xml:space="preserve">Step Functions’ own record of what’s running is the lock.</w:t>
-      </w:r>
-    </w:p>
-    <w:bookmarkEnd w:id="21"/>
-    <w:bookmarkStart w:id="22" w:name="the-lambda"/>
-    <w:p>
-      <w:pPr>
-        <w:pStyle w:val="Heading2"/>
-      </w:pPr>
-      <w:r>
-        <w:t xml:space="preserve">The Lambda</w:t>
+        <w:t xml:space="preserve">It doesn’t create or hold a lock.</w:t>
+      </w:r>
+      <w:r>
+        <w:t xml:space="preserve"> </w:t>
+      </w:r>
+      <w:r>
+        <w:t xml:space="preserve">Nothing is written, so there’s nothing to release. The lock is</w:t>
+      </w:r>
+      <w:r>
+        <w:t xml:space="preserve"> </w:t>
+      </w:r>
+      <w:r>
+        <w:t xml:space="preserve">Step Functions’ own record of what’s running.</w:t>
+      </w:r>
+    </w:p>
+    <w:p>
+      <w:pPr>
+        <w:pStyle w:val="Compact"/>
+        <w:numPr>
+          <w:ilvl w:val="0"/>
+          <w:numId w:val="1002"/>
+        </w:numPr>
+      </w:pPr>
+      <w:r>
+        <w:rPr>
+          <w:b/>
+          <w:bCs/>
+        </w:rPr>
+        <w:t xml:space="preserve">It doesn’t set the 25-minute timeout.</w:t>
+      </w:r>
+      <w:r>
+        <w:t xml:space="preserve"> </w:t>
+      </w:r>
+      <w:r>
+        <w:t xml:space="preserve">That’s a setting on the state machine itself.</w:t>
+      </w:r>
+    </w:p>
+    <w:p>
+      <w:pPr>
+        <w:pStyle w:val="Compact"/>
+        <w:numPr>
+          <w:ilvl w:val="0"/>
+          <w:numId w:val="1002"/>
+        </w:numPr>
+      </w:pPr>
+      <w:r>
+        <w:rPr>
+          <w:b/>
+          <w:bCs/>
+        </w:rPr>
+        <w:t xml:space="preserve">It doesn’t look for work.</w:t>
+      </w:r>
+      <w:r>
+        <w:t xml:space="preserve"> </w:t>
+      </w:r>
+      <w:r>
+        <w:t xml:space="preserve">That’s the next step,</w:t>
+      </w:r>
+      <w:r>
+        <w:t xml:space="preserve"> </w:t>
+      </w:r>
+      <w:r>
+        <w:rPr>
+          <w:rStyle w:val="VerbatimChar"/>
+        </w:rPr>
+        <w:t xml:space="preserve">FindWork</w:t>
+      </w:r>
+      <w:r>
+        <w:t xml:space="preserve">, a separate Lambda.</w:t>
       </w:r>
     </w:p>
     <w:p>
@@ -653,672 +802,7 @@
         <w:pStyle w:val="FirstParagraph"/>
       </w:pPr>
       <w:r>
-        <w:t xml:space="preserve">The Lambda only reports what it finds. It doesn’t make the decision. Step Functions reads</w:t>
-      </w:r>
-      <w:r>
-        <w:t xml:space="preserve"> </w:t>
-      </w:r>
-      <w:r>
-        <w:rPr>
-          <w:rStyle w:val="VerbatimChar"/>
-        </w:rPr>
-        <w:t xml:space="preserve">locked</w:t>
-      </w:r>
-      <w:r>
-        <w:t xml:space="preserve"> </w:t>
-      </w:r>
-      <w:r>
-        <w:t xml:space="preserve">and picks</w:t>
-      </w:r>
-      <w:r>
-        <w:t xml:space="preserve"> </w:t>
-      </w:r>
-      <w:r>
-        <w:t xml:space="preserve">the next step, so the flow stays visible in the console graph instead of being hidden in code.</w:t>
-      </w:r>
-    </w:p>
-    <w:p>
-      <w:pPr>
-        <w:pStyle w:val="SourceCode"/>
-      </w:pPr>
-      <w:r>
-        <w:rPr>
-          <w:rStyle w:val="ImportTok"/>
-        </w:rPr>
-        <w:t xml:space="preserve">import</w:t>
-      </w:r>
-      <w:r>
-        <w:rPr>
-          <w:rStyle w:val="NormalTok"/>
-        </w:rPr>
-        <w:t xml:space="preserve"> boto3</w:t>
-      </w:r>
-      <w:r>
-        <w:br/>
-      </w:r>
-      <w:r>
-        <w:br/>
-      </w:r>
-      <w:r>
-        <w:rPr>
-          <w:rStyle w:val="NormalTok"/>
-        </w:rPr>
-        <w:t xml:space="preserve">sfn </w:t>
-      </w:r>
-      <w:r>
-        <w:rPr>
-          <w:rStyle w:val="OperatorTok"/>
-        </w:rPr>
-        <w:t xml:space="preserve">=</w:t>
-      </w:r>
-      <w:r>
-        <w:rPr>
-          <w:rStyle w:val="NormalTok"/>
-        </w:rPr>
-        <w:t xml:space="preserve"> boto3.client(</w:t>
-      </w:r>
-      <w:r>
-        <w:rPr>
-          <w:rStyle w:val="StringTok"/>
-        </w:rPr>
-        <w:t xml:space="preserve">"stepfunctions"</w:t>
-      </w:r>
-      <w:r>
-        <w:rPr>
-          <w:rStyle w:val="NormalTok"/>
-        </w:rPr>
-        <w:t xml:space="preserve">)</w:t>
-      </w:r>
-      <w:r>
-        <w:br/>
-      </w:r>
-      <w:r>
-        <w:br/>
-      </w:r>
-      <w:r>
-        <w:br/>
-      </w:r>
-      <w:r>
-        <w:rPr>
-          <w:rStyle w:val="KeywordTok"/>
-        </w:rPr>
-        <w:t xml:space="preserve">def</w:t>
-      </w:r>
-      <w:r>
-        <w:rPr>
-          <w:rStyle w:val="NormalTok"/>
-        </w:rPr>
-        <w:t xml:space="preserve"> handler(event, context):</w:t>
-      </w:r>
-      <w:r>
-        <w:br/>
-      </w:r>
-      <w:r>
-        <w:rPr>
-          <w:rStyle w:val="NormalTok"/>
-        </w:rPr>
-        <w:t xml:space="preserve">    state_machine_arn </w:t>
-      </w:r>
-      <w:r>
-        <w:rPr>
-          <w:rStyle w:val="OperatorTok"/>
-        </w:rPr>
-        <w:t xml:space="preserve">=</w:t>
-      </w:r>
-      <w:r>
-        <w:rPr>
-          <w:rStyle w:val="NormalTok"/>
-        </w:rPr>
-        <w:t xml:space="preserve"> event[</w:t>
-      </w:r>
-      <w:r>
-        <w:rPr>
-          <w:rStyle w:val="StringTok"/>
-        </w:rPr>
-        <w:t xml:space="preserve">"state_machine_arn"</w:t>
-      </w:r>
-      <w:r>
-        <w:rPr>
-          <w:rStyle w:val="NormalTok"/>
-        </w:rPr>
-        <w:t xml:space="preserve">]  </w:t>
-      </w:r>
-      <w:r>
-        <w:rPr>
-          <w:rStyle w:val="CommentTok"/>
-        </w:rPr>
-        <w:t xml:space="preserve"># which state machine to check</w:t>
-      </w:r>
-      <w:r>
-        <w:br/>
-      </w:r>
-      <w:r>
-        <w:rPr>
-          <w:rStyle w:val="NormalTok"/>
-        </w:rPr>
-        <w:t xml:space="preserve">    my_execution_arn </w:t>
-      </w:r>
-      <w:r>
-        <w:rPr>
-          <w:rStyle w:val="OperatorTok"/>
-        </w:rPr>
-        <w:t xml:space="preserve">=</w:t>
-      </w:r>
-      <w:r>
-        <w:rPr>
-          <w:rStyle w:val="NormalTok"/>
-        </w:rPr>
-        <w:t xml:space="preserve"> event[</w:t>
-      </w:r>
-      <w:r>
-        <w:rPr>
-          <w:rStyle w:val="StringTok"/>
-        </w:rPr>
-        <w:t xml:space="preserve">"execution_arn"</w:t>
-      </w:r>
-      <w:r>
-        <w:rPr>
-          <w:rStyle w:val="NormalTok"/>
-        </w:rPr>
-        <w:t xml:space="preserve">]       </w:t>
-      </w:r>
-      <w:r>
-        <w:rPr>
-          <w:rStyle w:val="CommentTok"/>
-        </w:rPr>
-        <w:t xml:space="preserve"># this run, so we can exclude it</w:t>
-      </w:r>
-      <w:r>
-        <w:br/>
-      </w:r>
-      <w:r>
-        <w:br/>
-      </w:r>
-      <w:r>
-        <w:rPr>
-          <w:rStyle w:val="NormalTok"/>
-        </w:rPr>
-        <w:t xml:space="preserve">    others </w:t>
-      </w:r>
-      <w:r>
-        <w:rPr>
-          <w:rStyle w:val="OperatorTok"/>
-        </w:rPr>
-        <w:t xml:space="preserve">=</w:t>
-      </w:r>
-      <w:r>
-        <w:rPr>
-          <w:rStyle w:val="NormalTok"/>
-        </w:rPr>
-        <w:t xml:space="preserve"> []</w:t>
-      </w:r>
-      <w:r>
-        <w:br/>
-      </w:r>
-      <w:r>
-        <w:rPr>
-          <w:rStyle w:val="NormalTok"/>
-        </w:rPr>
-        <w:t xml:space="preserve">    paginator </w:t>
-      </w:r>
-      <w:r>
-        <w:rPr>
-          <w:rStyle w:val="OperatorTok"/>
-        </w:rPr>
-        <w:t xml:space="preserve">=</w:t>
-      </w:r>
-      <w:r>
-        <w:rPr>
-          <w:rStyle w:val="NormalTok"/>
-        </w:rPr>
-        <w:t xml:space="preserve"> sfn.get_paginator(</w:t>
-      </w:r>
-      <w:r>
-        <w:rPr>
-          <w:rStyle w:val="StringTok"/>
-        </w:rPr>
-        <w:t xml:space="preserve">"list_executions"</w:t>
-      </w:r>
-      <w:r>
-        <w:rPr>
-          <w:rStyle w:val="NormalTok"/>
-        </w:rPr>
-        <w:t xml:space="preserve">)</w:t>
-      </w:r>
-      <w:r>
-        <w:br/>
-      </w:r>
-      <w:r>
-        <w:rPr>
-          <w:rStyle w:val="NormalTok"/>
-        </w:rPr>
-        <w:t xml:space="preserve">    </w:t>
-      </w:r>
-      <w:r>
-        <w:rPr>
-          <w:rStyle w:val="ControlFlowTok"/>
-        </w:rPr>
-        <w:t xml:space="preserve">for</w:t>
-      </w:r>
-      <w:r>
-        <w:rPr>
-          <w:rStyle w:val="NormalTok"/>
-        </w:rPr>
-        <w:t xml:space="preserve"> page </w:t>
-      </w:r>
-      <w:r>
-        <w:rPr>
-          <w:rStyle w:val="KeywordTok"/>
-        </w:rPr>
-        <w:t xml:space="preserve">in</w:t>
-      </w:r>
-      <w:r>
-        <w:rPr>
-          <w:rStyle w:val="NormalTok"/>
-        </w:rPr>
-        <w:t xml:space="preserve"> paginator.paginate(</w:t>
-      </w:r>
-      <w:r>
-        <w:br/>
-      </w:r>
-      <w:r>
-        <w:rPr>
-          <w:rStyle w:val="NormalTok"/>
-        </w:rPr>
-        <w:t xml:space="preserve">        stateMachineArn</w:t>
-      </w:r>
-      <w:r>
-        <w:rPr>
-          <w:rStyle w:val="OperatorTok"/>
-        </w:rPr>
-        <w:t xml:space="preserve">=</w:t>
-      </w:r>
-      <w:r>
-        <w:rPr>
-          <w:rStyle w:val="NormalTok"/>
-        </w:rPr>
-        <w:t xml:space="preserve">state_machine_arn,</w:t>
-      </w:r>
-      <w:r>
-        <w:br/>
-      </w:r>
-      <w:r>
-        <w:rPr>
-          <w:rStyle w:val="NormalTok"/>
-        </w:rPr>
-        <w:t xml:space="preserve">        statusFilter</w:t>
-      </w:r>
-      <w:r>
-        <w:rPr>
-          <w:rStyle w:val="OperatorTok"/>
-        </w:rPr>
-        <w:t xml:space="preserve">=</w:t>
-      </w:r>
-      <w:r>
-        <w:rPr>
-          <w:rStyle w:val="StringTok"/>
-        </w:rPr>
-        <w:t xml:space="preserve">"RUNNING"</w:t>
-      </w:r>
-      <w:r>
-        <w:rPr>
-          <w:rStyle w:val="NormalTok"/>
-        </w:rPr>
-        <w:t xml:space="preserve">,</w:t>
-      </w:r>
-      <w:r>
-        <w:br/>
-      </w:r>
-      <w:r>
-        <w:rPr>
-          <w:rStyle w:val="NormalTok"/>
-        </w:rPr>
-        <w:t xml:space="preserve">    ):</w:t>
-      </w:r>
-      <w:r>
-        <w:br/>
-      </w:r>
-      <w:r>
-        <w:rPr>
-          <w:rStyle w:val="NormalTok"/>
-        </w:rPr>
-        <w:t xml:space="preserve">        </w:t>
-      </w:r>
-      <w:r>
-        <w:rPr>
-          <w:rStyle w:val="ControlFlowTok"/>
-        </w:rPr>
-        <w:t xml:space="preserve">for</w:t>
-      </w:r>
-      <w:r>
-        <w:rPr>
-          <w:rStyle w:val="NormalTok"/>
-        </w:rPr>
-        <w:t xml:space="preserve"> execution </w:t>
-      </w:r>
-      <w:r>
-        <w:rPr>
-          <w:rStyle w:val="KeywordTok"/>
-        </w:rPr>
-        <w:t xml:space="preserve">in</w:t>
-      </w:r>
-      <w:r>
-        <w:rPr>
-          <w:rStyle w:val="NormalTok"/>
-        </w:rPr>
-        <w:t xml:space="preserve"> page[</w:t>
-      </w:r>
-      <w:r>
-        <w:rPr>
-          <w:rStyle w:val="StringTok"/>
-        </w:rPr>
-        <w:t xml:space="preserve">"executions"</w:t>
-      </w:r>
-      <w:r>
-        <w:rPr>
-          <w:rStyle w:val="NormalTok"/>
-        </w:rPr>
-        <w:t xml:space="preserve">]:</w:t>
-      </w:r>
-      <w:r>
-        <w:br/>
-      </w:r>
-      <w:r>
-        <w:rPr>
-          <w:rStyle w:val="NormalTok"/>
-        </w:rPr>
-        <w:t xml:space="preserve">            </w:t>
-      </w:r>
-      <w:r>
-        <w:rPr>
-          <w:rStyle w:val="ControlFlowTok"/>
-        </w:rPr>
-        <w:t xml:space="preserve">if</w:t>
-      </w:r>
-      <w:r>
-        <w:rPr>
-          <w:rStyle w:val="NormalTok"/>
-        </w:rPr>
-        <w:t xml:space="preserve"> execution[</w:t>
-      </w:r>
-      <w:r>
-        <w:rPr>
-          <w:rStyle w:val="StringTok"/>
-        </w:rPr>
-        <w:t xml:space="preserve">"executionArn"</w:t>
-      </w:r>
-      <w:r>
-        <w:rPr>
-          <w:rStyle w:val="NormalTok"/>
-        </w:rPr>
-        <w:t xml:space="preserve">] </w:t>
-      </w:r>
-      <w:r>
-        <w:rPr>
-          <w:rStyle w:val="OperatorTok"/>
-        </w:rPr>
-        <w:t xml:space="preserve">!=</w:t>
-      </w:r>
-      <w:r>
-        <w:rPr>
-          <w:rStyle w:val="NormalTok"/>
-        </w:rPr>
-        <w:t xml:space="preserve"> my_execution_arn:</w:t>
-      </w:r>
-      <w:r>
-        <w:br/>
-      </w:r>
-      <w:r>
-        <w:rPr>
-          <w:rStyle w:val="NormalTok"/>
-        </w:rPr>
-        <w:t xml:space="preserve">                others.append(</w:t>
-      </w:r>
-      <w:r>
-        <w:br/>
-      </w:r>
-      <w:r>
-        <w:rPr>
-          <w:rStyle w:val="NormalTok"/>
-        </w:rPr>
-        <w:t xml:space="preserve">                    {</w:t>
-      </w:r>
-      <w:r>
-        <w:br/>
-      </w:r>
-      <w:r>
-        <w:rPr>
-          <w:rStyle w:val="NormalTok"/>
-        </w:rPr>
-        <w:t xml:space="preserve">                        </w:t>
-      </w:r>
-      <w:r>
-        <w:rPr>
-          <w:rStyle w:val="StringTok"/>
-        </w:rPr>
-        <w:t xml:space="preserve">"arn"</w:t>
-      </w:r>
-      <w:r>
-        <w:rPr>
-          <w:rStyle w:val="NormalTok"/>
-        </w:rPr>
-        <w:t xml:space="preserve">: execution[</w:t>
-      </w:r>
-      <w:r>
-        <w:rPr>
-          <w:rStyle w:val="StringTok"/>
-        </w:rPr>
-        <w:t xml:space="preserve">"executionArn"</w:t>
-      </w:r>
-      <w:r>
-        <w:rPr>
-          <w:rStyle w:val="NormalTok"/>
-        </w:rPr>
-        <w:t xml:space="preserve">],</w:t>
-      </w:r>
-      <w:r>
-        <w:br/>
-      </w:r>
-      <w:r>
-        <w:rPr>
-          <w:rStyle w:val="NormalTok"/>
-        </w:rPr>
-        <w:t xml:space="preserve">                        </w:t>
-      </w:r>
-      <w:r>
-        <w:rPr>
-          <w:rStyle w:val="StringTok"/>
-        </w:rPr>
-        <w:t xml:space="preserve">"started"</w:t>
-      </w:r>
-      <w:r>
-        <w:rPr>
-          <w:rStyle w:val="NormalTok"/>
-        </w:rPr>
-        <w:t xml:space="preserve">: execution[</w:t>
-      </w:r>
-      <w:r>
-        <w:rPr>
-          <w:rStyle w:val="StringTok"/>
-        </w:rPr>
-        <w:t xml:space="preserve">"startDate"</w:t>
-      </w:r>
-      <w:r>
-        <w:rPr>
-          <w:rStyle w:val="NormalTok"/>
-        </w:rPr>
-        <w:t xml:space="preserve">].isoformat(),</w:t>
-      </w:r>
-      <w:r>
-        <w:br/>
-      </w:r>
-      <w:r>
-        <w:rPr>
-          <w:rStyle w:val="NormalTok"/>
-        </w:rPr>
-        <w:t xml:space="preserve">                    }</w:t>
-      </w:r>
-      <w:r>
-        <w:br/>
-      </w:r>
-      <w:r>
-        <w:rPr>
-          <w:rStyle w:val="NormalTok"/>
-        </w:rPr>
-        <w:t xml:space="preserve">                )</w:t>
-      </w:r>
-      <w:r>
-        <w:br/>
-      </w:r>
-      <w:r>
-        <w:br/>
-      </w:r>
-      <w:r>
-        <w:rPr>
-          <w:rStyle w:val="NormalTok"/>
-        </w:rPr>
-        <w:t xml:space="preserve">    </w:t>
-      </w:r>
-      <w:r>
-        <w:rPr>
-          <w:rStyle w:val="ControlFlowTok"/>
-        </w:rPr>
-        <w:t xml:space="preserve">return</w:t>
-      </w:r>
-      <w:r>
-        <w:rPr>
-          <w:rStyle w:val="NormalTok"/>
-        </w:rPr>
-        <w:t xml:space="preserve"> {</w:t>
-      </w:r>
-      <w:r>
-        <w:br/>
-      </w:r>
-      <w:r>
-        <w:rPr>
-          <w:rStyle w:val="NormalTok"/>
-        </w:rPr>
-        <w:t xml:space="preserve">        </w:t>
-      </w:r>
-      <w:r>
-        <w:rPr>
-          <w:rStyle w:val="StringTok"/>
-        </w:rPr>
-        <w:t xml:space="preserve">"locked"</w:t>
-      </w:r>
-      <w:r>
-        <w:rPr>
-          <w:rStyle w:val="NormalTok"/>
-        </w:rPr>
-        <w:t xml:space="preserve">: </w:t>
-      </w:r>
-      <w:r>
-        <w:rPr>
-          <w:rStyle w:val="BuiltInTok"/>
-        </w:rPr>
-        <w:t xml:space="preserve">len</w:t>
-      </w:r>
-      <w:r>
-        <w:rPr>
-          <w:rStyle w:val="NormalTok"/>
-        </w:rPr>
-        <w:t xml:space="preserve">(others) </w:t>
-      </w:r>
-      <w:r>
-        <w:rPr>
-          <w:rStyle w:val="OperatorTok"/>
-        </w:rPr>
-        <w:t xml:space="preserve">&gt;</w:t>
-      </w:r>
-      <w:r>
-        <w:rPr>
-          <w:rStyle w:val="NormalTok"/>
-        </w:rPr>
-        <w:t xml:space="preserve"> </w:t>
-      </w:r>
-      <w:r>
-        <w:rPr>
-          <w:rStyle w:val="DecValTok"/>
-        </w:rPr>
-        <w:t xml:space="preserve">0</w:t>
-      </w:r>
-      <w:r>
-        <w:rPr>
-          <w:rStyle w:val="NormalTok"/>
-        </w:rPr>
-        <w:t xml:space="preserve">,  </w:t>
-      </w:r>
-      <w:r>
-        <w:rPr>
-          <w:rStyle w:val="CommentTok"/>
-        </w:rPr>
-        <w:t xml:space="preserve"># True = someone else is running, so skip</w:t>
-      </w:r>
-      <w:r>
-        <w:br/>
-      </w:r>
-      <w:r>
-        <w:rPr>
-          <w:rStyle w:val="NormalTok"/>
-        </w:rPr>
-        <w:t xml:space="preserve">        </w:t>
-      </w:r>
-      <w:r>
-        <w:rPr>
-          <w:rStyle w:val="StringTok"/>
-        </w:rPr>
-        <w:t xml:space="preserve">"running"</w:t>
-      </w:r>
-      <w:r>
-        <w:rPr>
-          <w:rStyle w:val="NormalTok"/>
-        </w:rPr>
-        <w:t xml:space="preserve">: others,          </w:t>
-      </w:r>
-      <w:r>
-        <w:rPr>
-          <w:rStyle w:val="CommentTok"/>
-        </w:rPr>
-        <w:t xml:space="preserve"># kept for logging and debugging</w:t>
-      </w:r>
-      <w:r>
-        <w:br/>
-      </w:r>
-      <w:r>
-        <w:rPr>
-          <w:rStyle w:val="NormalTok"/>
-        </w:rPr>
-        <w:t xml:space="preserve">    }</w:t>
-      </w:r>
-    </w:p>
-    <w:bookmarkEnd w:id="22"/>
-    <w:bookmarkStart w:id="23" w:name="how-step-functions-calls-it"/>
-    <w:p>
-      <w:pPr>
-        <w:pStyle w:val="Heading2"/>
-      </w:pPr>
-      <w:r>
-        <w:t xml:space="preserve">How Step Functions calls it</w:t>
-      </w:r>
-    </w:p>
-    <w:p>
-      <w:pPr>
-        <w:pStyle w:val="FirstParagraph"/>
-      </w:pPr>
-      <w:r>
-        <w:t xml:space="preserve">Full definition in</w:t>
-      </w:r>
-      <w:r>
-        <w:t xml:space="preserve"> </w:t>
-      </w:r>
-      <w:r>
-        <w:rPr>
-          <w:rStyle w:val="VerbatimChar"/>
-        </w:rPr>
-        <w:t xml:space="preserve">state-machine.asl.json</w:t>
-      </w:r>
-      <w:r>
-        <w:t xml:space="preserve">. The parts that matter:</w:t>
+        <w:t xml:space="preserve">Where the S3 work happens instead:</w:t>
       </w:r>
     </w:p>
     <w:tbl>
@@ -1345,7 +829,7 @@
               <w:jc w:val="left"/>
             </w:pPr>
             <w:r>
-              <w:t xml:space="preserve">Part</w:t>
+              <w:t xml:space="preserve">Step (HLD number)</w:t>
             </w:r>
           </w:p>
         </w:tc>
@@ -1357,7 +841,7 @@
               <w:jc w:val="left"/>
             </w:pPr>
             <w:r>
-              <w:t xml:space="preserve">What it does</w:t>
+              <w:t xml:space="preserve">Touches S3?</w:t>
             </w:r>
           </w:p>
         </w:tc>
@@ -1372,9 +856,16 @@
             </w:pPr>
             <w:r>
               <w:rPr>
-                <w:rStyle w:val="VerbatimChar"/>
+                <w:b/>
+                <w:bCs/>
               </w:rPr>
-              <w:t xml:space="preserve">"TimeoutSeconds": 1500</w:t>
+              <w:t xml:space="preserve">2 CheckLock</w:t>
+            </w:r>
+            <w:r>
+              <w:t xml:space="preserve"> </w:t>
+            </w:r>
+            <w:r>
+              <w:t xml:space="preserve">(this one)</w:t>
             </w:r>
           </w:p>
         </w:tc>
@@ -1386,7 +877,7 @@
               <w:jc w:val="left"/>
             </w:pPr>
             <w:r>
-              <w:t xml:space="preserve">The 25-minute timeout. A stuck run is killed before the next heartbeat, so it can’t hold the lock forever.</w:t>
+              <w:t xml:space="preserve">No. Step Functions only</w:t>
             </w:r>
           </w:p>
         </w:tc>
@@ -1401,24 +892,10 @@
             </w:pPr>
             <w:r>
               <w:rPr>
-                <w:rStyle w:val="VerbatimChar"/>
+                <w:b/>
+                <w:bCs/>
               </w:rPr>
-              <w:t xml:space="preserve">$$.StateMachine.Id</w:t>
-            </w:r>
-            <w:r>
-              <w:t xml:space="preserve"> </w:t>
-            </w:r>
-            <w:r>
-              <w:t xml:space="preserve">/</w:t>
-            </w:r>
-            <w:r>
-              <w:t xml:space="preserve"> </w:t>
-            </w:r>
-            <w:r>
-              <w:rPr>
-                <w:rStyle w:val="VerbatimChar"/>
-              </w:rPr>
-              <w:t xml:space="preserve">$$.Execution.Id</w:t>
+              <w:t xml:space="preserve">3 FindWork</w:t>
             </w:r>
           </w:p>
         </w:tc>
@@ -1430,16 +907,7 @@
               <w:jc w:val="left"/>
             </w:pPr>
             <w:r>
-              <w:rPr>
-                <w:rStyle w:val="VerbatimChar"/>
-              </w:rPr>
-              <w:t xml:space="preserve">$$</w:t>
-            </w:r>
-            <w:r>
-              <w:t xml:space="preserve"> </w:t>
-            </w:r>
-            <w:r>
-              <w:t xml:space="preserve">is the Step Functions context object: facts about the current run. These two hand the Lambda the state machine’s ARN and this run’s ARN. Nothing is hard-coded.</w:t>
+              <w:t xml:space="preserve">Reads only: lists input files, checks which output Parquet files exist</w:t>
             </w:r>
           </w:p>
         </w:tc>
@@ -1454,9 +922,10 @@
             </w:pPr>
             <w:r>
               <w:rPr>
-                <w:rStyle w:val="VerbatimChar"/>
+                <w:b/>
+                <w:bCs/>
               </w:rPr>
-              <w:t xml:space="preserve">ResultSelector</w:t>
+              <w:t xml:space="preserve">4-9 ProcessHours → Transform</w:t>
             </w:r>
           </w:p>
         </w:tc>
@@ -1468,55 +937,7 @@
               <w:jc w:val="left"/>
             </w:pPr>
             <w:r>
-              <w:rPr>
-                <w:rStyle w:val="VerbatimChar"/>
-              </w:rPr>
-              <w:t xml:space="preserve">lambda:invoke</w:t>
-            </w:r>
-            <w:r>
-              <w:t xml:space="preserve"> </w:t>
-            </w:r>
-            <w:r>
-              <w:t xml:space="preserve">wraps the function’s return value inside</w:t>
-            </w:r>
-            <w:r>
-              <w:t xml:space="preserve"> </w:t>
-            </w:r>
-            <w:r>
-              <w:rPr>
-                <w:rStyle w:val="VerbatimChar"/>
-              </w:rPr>
-              <w:t xml:space="preserve">Payload</w:t>
-            </w:r>
-            <w:r>
-              <w:t xml:space="preserve">. This pulls out only</w:t>
-            </w:r>
-            <w:r>
-              <w:t xml:space="preserve"> </w:t>
-            </w:r>
-            <w:r>
-              <w:rPr>
-                <w:rStyle w:val="VerbatimChar"/>
-              </w:rPr>
-              <w:t xml:space="preserve">locked</w:t>
-            </w:r>
-            <w:r>
-              <w:t xml:space="preserve"> </w:t>
-            </w:r>
-            <w:r>
-              <w:t xml:space="preserve">and</w:t>
-            </w:r>
-            <w:r>
-              <w:t xml:space="preserve"> </w:t>
-            </w:r>
-            <w:r>
-              <w:rPr>
-                <w:rStyle w:val="VerbatimChar"/>
-              </w:rPr>
-              <w:t xml:space="preserve">running</w:t>
-            </w:r>
-            <w:r>
-              <w:t xml:space="preserve">.</w:t>
+              <w:t xml:space="preserve">Reads the input CSV; writes the id ledger, quarantine, Parquet (Writer A) and S3 Tables (Writer B)</w:t>
             </w:r>
           </w:p>
         </w:tc>
@@ -1531,9 +952,10 @@
             </w:pPr>
             <w:r>
               <w:rPr>
-                <w:rStyle w:val="VerbatimChar"/>
+                <w:b/>
+                <w:bCs/>
               </w:rPr>
-              <w:t xml:space="preserve">"ResultPath": "$.lock"</w:t>
+              <w:t xml:space="preserve">10 RecordManifest</w:t>
             </w:r>
           </w:p>
         </w:tc>
@@ -1545,37 +967,1101 @@
               <w:jc w:val="left"/>
             </w:pPr>
             <w:r>
-              <w:t xml:space="preserve">Puts the result under</w:t>
-            </w:r>
-            <w:r>
-              <w:t xml:space="preserve"> </w:t>
-            </w:r>
-            <w:r>
-              <w:rPr>
-                <w:rStyle w:val="VerbatimChar"/>
-              </w:rPr>
-              <w:t xml:space="preserve">lock</w:t>
-            </w:r>
-            <w:r>
-              <w:t xml:space="preserve"> </w:t>
-            </w:r>
-            <w:r>
-              <w:t xml:space="preserve">and keeps the original EventBridge event, so</w:t>
-            </w:r>
-            <w:r>
-              <w:t xml:space="preserve"> </w:t>
-            </w:r>
-            <w:r>
-              <w:rPr>
-                <w:rStyle w:val="VerbatimChar"/>
-              </w:rPr>
-              <w:t xml:space="preserve">FindWork</w:t>
-            </w:r>
-            <w:r>
-              <w:t xml:space="preserve"> </w:t>
-            </w:r>
-            <w:r>
-              <w:t xml:space="preserve">still sees the heartbeat input.</w:t>
+              <w:t xml:space="preserve">Writes manifest entries</w:t>
+            </w:r>
+          </w:p>
+        </w:tc>
+      </w:tr>
+    </w:tbl>
+    <w:bookmarkEnd w:id="22"/>
+    <w:bookmarkStart w:id="23" w:name="what-the-step-does"/>
+    <w:p>
+      <w:pPr>
+        <w:pStyle w:val="Heading2"/>
+      </w:pPr>
+      <w:r>
+        <w:t xml:space="preserve">What the step does</w:t>
+      </w:r>
+    </w:p>
+    <w:p>
+      <w:pPr>
+        <w:pStyle w:val="FirstParagraph"/>
+      </w:pPr>
+      <w:r>
+        <w:rPr>
+          <w:rStyle w:val="VerbatimChar"/>
+        </w:rPr>
+        <w:t xml:space="preserve">CheckLock</w:t>
+      </w:r>
+      <w:r>
+        <w:t xml:space="preserve"> </w:t>
+      </w:r>
+      <w:r>
+        <w:t xml:space="preserve">is the first state in the state machine. It makes sure only one run happens at a time, like</w:t>
+      </w:r>
+      <w:r>
+        <w:t xml:space="preserve"> </w:t>
+      </w:r>
+      <w:r>
+        <w:t xml:space="preserve">checking whether someone is already in the room.</w:t>
+      </w:r>
+    </w:p>
+    <w:p>
+      <w:pPr>
+        <w:pStyle w:val="Compact"/>
+        <w:numPr>
+          <w:ilvl w:val="0"/>
+          <w:numId w:val="1003"/>
+        </w:numPr>
+      </w:pPr>
+      <w:r>
+        <w:rPr>
+          <w:b/>
+          <w:bCs/>
+        </w:rPr>
+        <w:t xml:space="preserve">The trigger fires.</w:t>
+      </w:r>
+      <w:r>
+        <w:t xml:space="preserve"> </w:t>
+      </w:r>
+      <w:r>
+        <w:t xml:space="preserve">The Node heartbeat (:05 and :35) sends an event through EventBridge, which starts</w:t>
+      </w:r>
+      <w:r>
+        <w:t xml:space="preserve"> </w:t>
+      </w:r>
+      <w:r>
+        <w:t xml:space="preserve">a new execution of the state machine.</w:t>
+      </w:r>
+    </w:p>
+    <w:p>
+      <w:pPr>
+        <w:pStyle w:val="Compact"/>
+        <w:numPr>
+          <w:ilvl w:val="0"/>
+          <w:numId w:val="1003"/>
+        </w:numPr>
+      </w:pPr>
+      <w:r>
+        <w:rPr>
+          <w:b/>
+          <w:bCs/>
+        </w:rPr>
+        <w:t xml:space="preserve">The run asks Step Functions what’s already running.</w:t>
+      </w:r>
+      <w:r>
+        <w:t xml:space="preserve"> </w:t>
+      </w:r>
+      <w:r>
+        <w:t xml:space="preserve">It calls</w:t>
+      </w:r>
+      <w:r>
+        <w:t xml:space="preserve"> </w:t>
+      </w:r>
+      <w:r>
+        <w:rPr>
+          <w:rStyle w:val="VerbatimChar"/>
+        </w:rPr>
+        <w:t xml:space="preserve">ListExecutions</w:t>
+      </w:r>
+      <w:r>
+        <w:t xml:space="preserve"> </w:t>
+      </w:r>
+      <w:r>
+        <w:t xml:space="preserve">on this same state</w:t>
+      </w:r>
+      <w:r>
+        <w:t xml:space="preserve"> </w:t>
+      </w:r>
+      <w:r>
+        <w:t xml:space="preserve">machine with</w:t>
+      </w:r>
+      <w:r>
+        <w:t xml:space="preserve"> </w:t>
+      </w:r>
+      <w:r>
+        <w:rPr>
+          <w:rStyle w:val="VerbatimChar"/>
+        </w:rPr>
+        <w:t xml:space="preserve">statusFilter = RUNNING</w:t>
+      </w:r>
+      <w:r>
+        <w:t xml:space="preserve">. In plain English:</w:t>
+      </w:r>
+      <w:r>
+        <w:t xml:space="preserve"> </w:t>
+      </w:r>
+      <w:r>
+        <w:t xml:space="preserve">“</w:t>
+      </w:r>
+      <w:r>
+        <w:t xml:space="preserve">Are any other copies of me running right now?</w:t>
+      </w:r>
+      <w:r>
+        <w:t xml:space="preserve">”</w:t>
+      </w:r>
+    </w:p>
+    <w:p>
+      <w:pPr>
+        <w:pStyle w:val="Compact"/>
+        <w:numPr>
+          <w:ilvl w:val="0"/>
+          <w:numId w:val="1003"/>
+        </w:numPr>
+      </w:pPr>
+      <w:r>
+        <w:rPr>
+          <w:b/>
+          <w:bCs/>
+        </w:rPr>
+        <w:t xml:space="preserve">It drops itself out of the list.</w:t>
+      </w:r>
+      <w:r>
+        <w:t xml:space="preserve"> </w:t>
+      </w:r>
+      <w:r>
+        <w:t xml:space="preserve">The new run always shows up as RUNNING too, so it compares each</w:t>
+      </w:r>
+      <w:r>
+        <w:t xml:space="preserve"> </w:t>
+      </w:r>
+      <w:r>
+        <w:t xml:space="preserve">result against its own execution ARN (</w:t>
+      </w:r>
+      <w:r>
+        <w:rPr>
+          <w:rStyle w:val="VerbatimChar"/>
+        </w:rPr>
+        <w:t xml:space="preserve">$$.Execution.Id</w:t>
+      </w:r>
+      <w:r>
+        <w:t xml:space="preserve">) and counts only the others.</w:t>
+      </w:r>
+    </w:p>
+    <w:p>
+      <w:pPr>
+        <w:pStyle w:val="Compact"/>
+        <w:numPr>
+          <w:ilvl w:val="0"/>
+          <w:numId w:val="1003"/>
+        </w:numPr>
+      </w:pPr>
+      <w:r>
+        <w:rPr>
+          <w:b/>
+          <w:bCs/>
+        </w:rPr>
+        <w:t xml:space="preserve">It decides:</w:t>
+      </w:r>
+    </w:p>
+    <w:p>
+      <w:pPr>
+        <w:pStyle w:val="Compact"/>
+        <w:numPr>
+          <w:ilvl w:val="1"/>
+          <w:numId w:val="1004"/>
+        </w:numPr>
+      </w:pPr>
+      <w:r>
+        <w:rPr>
+          <w:b/>
+          <w:bCs/>
+        </w:rPr>
+        <w:t xml:space="preserve">No other run:</w:t>
+      </w:r>
+      <w:r>
+        <w:t xml:space="preserve"> </w:t>
+      </w:r>
+      <w:r>
+        <w:t xml:space="preserve">go on to</w:t>
+      </w:r>
+      <w:r>
+        <w:t xml:space="preserve"> </w:t>
+      </w:r>
+      <w:r>
+        <w:rPr>
+          <w:rStyle w:val="VerbatimChar"/>
+        </w:rPr>
+        <w:t xml:space="preserve">FindWork</w:t>
+      </w:r>
+      <w:r>
+        <w:t xml:space="preserve"> </w:t>
+      </w:r>
+      <w:r>
+        <w:t xml:space="preserve">and do the real work.</w:t>
+      </w:r>
+    </w:p>
+    <w:p>
+      <w:pPr>
+        <w:pStyle w:val="Compact"/>
+        <w:numPr>
+          <w:ilvl w:val="1"/>
+          <w:numId w:val="1004"/>
+        </w:numPr>
+      </w:pPr>
+      <w:r>
+        <w:rPr>
+          <w:b/>
+          <w:bCs/>
+        </w:rPr>
+        <w:t xml:space="preserve">Another run is in flight:</w:t>
+      </w:r>
+      <w:r>
+        <w:t xml:space="preserve"> </w:t>
+      </w:r>
+      <w:r>
+        <w:t xml:space="preserve">go to a</w:t>
+      </w:r>
+      <w:r>
+        <w:t xml:space="preserve"> </w:t>
+      </w:r>
+      <w:r>
+        <w:rPr>
+          <w:rStyle w:val="VerbatimChar"/>
+        </w:rPr>
+        <w:t xml:space="preserve">Succeed</w:t>
+      </w:r>
+      <w:r>
+        <w:t xml:space="preserve"> </w:t>
+      </w:r>
+      <w:r>
+        <w:t xml:space="preserve">state called</w:t>
+      </w:r>
+      <w:r>
+        <w:t xml:space="preserve"> </w:t>
+      </w:r>
+      <w:r>
+        <w:rPr>
+          <w:rStyle w:val="VerbatimChar"/>
+        </w:rPr>
+        <w:t xml:space="preserve">SkippedAlreadyRunning</w:t>
+      </w:r>
+      <w:r>
+        <w:t xml:space="preserve"> </w:t>
+      </w:r>
+      <w:r>
+        <w:t xml:space="preserve">and stop. It ends</w:t>
+      </w:r>
+      <w:r>
+        <w:t xml:space="preserve"> </w:t>
+      </w:r>
+      <w:r>
+        <w:t xml:space="preserve">as a success, not a failure, so a skip doesn’t set off alarms. Whatever work is still pending gets</w:t>
+      </w:r>
+      <w:r>
+        <w:t xml:space="preserve"> </w:t>
+      </w:r>
+      <w:r>
+        <w:t xml:space="preserve">picked up at the next heartbeat.</w:t>
+      </w:r>
+    </w:p>
+    <w:p>
+      <w:pPr>
+        <w:pStyle w:val="FirstParagraph"/>
+      </w:pPr>
+      <w:r>
+        <w:rPr>
+          <w:b/>
+          <w:bCs/>
+        </w:rPr>
+        <w:t xml:space="preserve">Why there’s a 25-minute timeout too.</w:t>
+      </w:r>
+      <w:r>
+        <w:t xml:space="preserve"> </w:t>
+      </w:r>
+      <w:r>
+        <w:t xml:space="preserve">The check only works if a running execution eventually stops. If</w:t>
+      </w:r>
+      <w:r>
+        <w:t xml:space="preserve"> </w:t>
+      </w:r>
+      <w:r>
+        <w:t xml:space="preserve">one hangs, it would count as</w:t>
+      </w:r>
+      <w:r>
+        <w:t xml:space="preserve"> </w:t>
+      </w:r>
+      <w:r>
+        <w:t xml:space="preserve">“</w:t>
+      </w:r>
+      <w:r>
+        <w:t xml:space="preserve">running</w:t>
+      </w:r>
+      <w:r>
+        <w:t xml:space="preserve">”</w:t>
+      </w:r>
+      <w:r>
+        <w:t xml:space="preserve"> </w:t>
+      </w:r>
+      <w:r>
+        <w:t xml:space="preserve">forever and every later heartbeat would skip. The state machine’s</w:t>
+      </w:r>
+      <w:r>
+        <w:t xml:space="preserve"> </w:t>
+      </w:r>
+      <w:r>
+        <w:t xml:space="preserve">25-minute timeout (</w:t>
+      </w:r>
+      <w:r>
+        <w:rPr>
+          <w:rStyle w:val="VerbatimChar"/>
+        </w:rPr>
+        <w:t xml:space="preserve">TimeoutSeconds: 1500</w:t>
+      </w:r>
+      <w:r>
+        <w:t xml:space="preserve">) kills a stuck run before the next heartbeat 30 minutes later, so</w:t>
+      </w:r>
+      <w:r>
+        <w:t xml:space="preserve"> </w:t>
+      </w:r>
+      <w:r>
+        <w:t xml:space="preserve">the lock frees itself.</w:t>
+      </w:r>
+    </w:p>
+    <w:p>
+      <w:pPr>
+        <w:pStyle w:val="BodyText"/>
+      </w:pPr>
+      <w:r>
+        <w:rPr>
+          <w:b/>
+          <w:bCs/>
+        </w:rPr>
+        <w:t xml:space="preserve">Why it’s built this way.</w:t>
+      </w:r>
+      <w:r>
+        <w:t xml:space="preserve"> </w:t>
+      </w:r>
+      <w:r>
+        <w:t xml:space="preserve">No lock table or DynamoDB item, and nothing has to be cleaned up afterward.</w:t>
+      </w:r>
+      <w:r>
+        <w:t xml:space="preserve"> </w:t>
+      </w:r>
+      <w:r>
+        <w:t xml:space="preserve">Step Functions’ own record of what’s running is the lock.</w:t>
+      </w:r>
+    </w:p>
+    <w:bookmarkEnd w:id="23"/>
+    <w:bookmarkStart w:id="24" w:name="the-lambda"/>
+    <w:p>
+      <w:pPr>
+        <w:pStyle w:val="Heading2"/>
+      </w:pPr>
+      <w:r>
+        <w:t xml:space="preserve">The Lambda</w:t>
+      </w:r>
+    </w:p>
+    <w:p>
+      <w:pPr>
+        <w:pStyle w:val="FirstParagraph"/>
+      </w:pPr>
+      <w:r>
+        <w:t xml:space="preserve">The Lambda only reports what it finds. It doesn’t make the decision. Step Functions reads</w:t>
+      </w:r>
+      <w:r>
+        <w:t xml:space="preserve"> </w:t>
+      </w:r>
+      <w:r>
+        <w:rPr>
+          <w:rStyle w:val="VerbatimChar"/>
+        </w:rPr>
+        <w:t xml:space="preserve">locked</w:t>
+      </w:r>
+      <w:r>
+        <w:t xml:space="preserve"> </w:t>
+      </w:r>
+      <w:r>
+        <w:t xml:space="preserve">and picks</w:t>
+      </w:r>
+      <w:r>
+        <w:t xml:space="preserve"> </w:t>
+      </w:r>
+      <w:r>
+        <w:t xml:space="preserve">the next step, so the flow stays visible in the console graph instead of being hidden in code.</w:t>
+      </w:r>
+    </w:p>
+    <w:p>
+      <w:pPr>
+        <w:pStyle w:val="SourceCode"/>
+      </w:pPr>
+      <w:r>
+        <w:rPr>
+          <w:rStyle w:val="ImportTok"/>
+        </w:rPr>
+        <w:t xml:space="preserve">import</w:t>
+      </w:r>
+      <w:r>
+        <w:rPr>
+          <w:rStyle w:val="NormalTok"/>
+        </w:rPr>
+        <w:t xml:space="preserve"> boto3</w:t>
+      </w:r>
+      <w:r>
+        <w:br/>
+      </w:r>
+      <w:r>
+        <w:br/>
+      </w:r>
+      <w:r>
+        <w:rPr>
+          <w:rStyle w:val="NormalTok"/>
+        </w:rPr>
+        <w:t xml:space="preserve">sfn </w:t>
+      </w:r>
+      <w:r>
+        <w:rPr>
+          <w:rStyle w:val="OperatorTok"/>
+        </w:rPr>
+        <w:t xml:space="preserve">=</w:t>
+      </w:r>
+      <w:r>
+        <w:rPr>
+          <w:rStyle w:val="NormalTok"/>
+        </w:rPr>
+        <w:t xml:space="preserve"> boto3.client(</w:t>
+      </w:r>
+      <w:r>
+        <w:rPr>
+          <w:rStyle w:val="StringTok"/>
+        </w:rPr>
+        <w:t xml:space="preserve">"stepfunctions"</w:t>
+      </w:r>
+      <w:r>
+        <w:rPr>
+          <w:rStyle w:val="NormalTok"/>
+        </w:rPr>
+        <w:t xml:space="preserve">)</w:t>
+      </w:r>
+      <w:r>
+        <w:br/>
+      </w:r>
+      <w:r>
+        <w:br/>
+      </w:r>
+      <w:r>
+        <w:br/>
+      </w:r>
+      <w:r>
+        <w:rPr>
+          <w:rStyle w:val="KeywordTok"/>
+        </w:rPr>
+        <w:t xml:space="preserve">def</w:t>
+      </w:r>
+      <w:r>
+        <w:rPr>
+          <w:rStyle w:val="NormalTok"/>
+        </w:rPr>
+        <w:t xml:space="preserve"> handler(event, context):</w:t>
+      </w:r>
+      <w:r>
+        <w:br/>
+      </w:r>
+      <w:r>
+        <w:rPr>
+          <w:rStyle w:val="NormalTok"/>
+        </w:rPr>
+        <w:t xml:space="preserve">    state_machine_arn </w:t>
+      </w:r>
+      <w:r>
+        <w:rPr>
+          <w:rStyle w:val="OperatorTok"/>
+        </w:rPr>
+        <w:t xml:space="preserve">=</w:t>
+      </w:r>
+      <w:r>
+        <w:rPr>
+          <w:rStyle w:val="NormalTok"/>
+        </w:rPr>
+        <w:t xml:space="preserve"> event[</w:t>
+      </w:r>
+      <w:r>
+        <w:rPr>
+          <w:rStyle w:val="StringTok"/>
+        </w:rPr>
+        <w:t xml:space="preserve">"state_machine_arn"</w:t>
+      </w:r>
+      <w:r>
+        <w:rPr>
+          <w:rStyle w:val="NormalTok"/>
+        </w:rPr>
+        <w:t xml:space="preserve">]  </w:t>
+      </w:r>
+      <w:r>
+        <w:rPr>
+          <w:rStyle w:val="CommentTok"/>
+        </w:rPr>
+        <w:t xml:space="preserve"># which state machine to check</w:t>
+      </w:r>
+      <w:r>
+        <w:br/>
+      </w:r>
+      <w:r>
+        <w:rPr>
+          <w:rStyle w:val="NormalTok"/>
+        </w:rPr>
+        <w:t xml:space="preserve">    my_execution_arn </w:t>
+      </w:r>
+      <w:r>
+        <w:rPr>
+          <w:rStyle w:val="OperatorTok"/>
+        </w:rPr>
+        <w:t xml:space="preserve">=</w:t>
+      </w:r>
+      <w:r>
+        <w:rPr>
+          <w:rStyle w:val="NormalTok"/>
+        </w:rPr>
+        <w:t xml:space="preserve"> event[</w:t>
+      </w:r>
+      <w:r>
+        <w:rPr>
+          <w:rStyle w:val="StringTok"/>
+        </w:rPr>
+        <w:t xml:space="preserve">"execution_arn"</w:t>
+      </w:r>
+      <w:r>
+        <w:rPr>
+          <w:rStyle w:val="NormalTok"/>
+        </w:rPr>
+        <w:t xml:space="preserve">]       </w:t>
+      </w:r>
+      <w:r>
+        <w:rPr>
+          <w:rStyle w:val="CommentTok"/>
+        </w:rPr>
+        <w:t xml:space="preserve"># this run, so we can exclude it</w:t>
+      </w:r>
+      <w:r>
+        <w:br/>
+      </w:r>
+      <w:r>
+        <w:br/>
+      </w:r>
+      <w:r>
+        <w:rPr>
+          <w:rStyle w:val="NormalTok"/>
+        </w:rPr>
+        <w:t xml:space="preserve">    others </w:t>
+      </w:r>
+      <w:r>
+        <w:rPr>
+          <w:rStyle w:val="OperatorTok"/>
+        </w:rPr>
+        <w:t xml:space="preserve">=</w:t>
+      </w:r>
+      <w:r>
+        <w:rPr>
+          <w:rStyle w:val="NormalTok"/>
+        </w:rPr>
+        <w:t xml:space="preserve"> []</w:t>
+      </w:r>
+      <w:r>
+        <w:br/>
+      </w:r>
+      <w:r>
+        <w:rPr>
+          <w:rStyle w:val="NormalTok"/>
+        </w:rPr>
+        <w:t xml:space="preserve">    paginator </w:t>
+      </w:r>
+      <w:r>
+        <w:rPr>
+          <w:rStyle w:val="OperatorTok"/>
+        </w:rPr>
+        <w:t xml:space="preserve">=</w:t>
+      </w:r>
+      <w:r>
+        <w:rPr>
+          <w:rStyle w:val="NormalTok"/>
+        </w:rPr>
+        <w:t xml:space="preserve"> sfn.get_paginator(</w:t>
+      </w:r>
+      <w:r>
+        <w:rPr>
+          <w:rStyle w:val="StringTok"/>
+        </w:rPr>
+        <w:t xml:space="preserve">"list_executions"</w:t>
+      </w:r>
+      <w:r>
+        <w:rPr>
+          <w:rStyle w:val="NormalTok"/>
+        </w:rPr>
+        <w:t xml:space="preserve">)</w:t>
+      </w:r>
+      <w:r>
+        <w:br/>
+      </w:r>
+      <w:r>
+        <w:rPr>
+          <w:rStyle w:val="NormalTok"/>
+        </w:rPr>
+        <w:t xml:space="preserve">    </w:t>
+      </w:r>
+      <w:r>
+        <w:rPr>
+          <w:rStyle w:val="ControlFlowTok"/>
+        </w:rPr>
+        <w:t xml:space="preserve">for</w:t>
+      </w:r>
+      <w:r>
+        <w:rPr>
+          <w:rStyle w:val="NormalTok"/>
+        </w:rPr>
+        <w:t xml:space="preserve"> page </w:t>
+      </w:r>
+      <w:r>
+        <w:rPr>
+          <w:rStyle w:val="KeywordTok"/>
+        </w:rPr>
+        <w:t xml:space="preserve">in</w:t>
+      </w:r>
+      <w:r>
+        <w:rPr>
+          <w:rStyle w:val="NormalTok"/>
+        </w:rPr>
+        <w:t xml:space="preserve"> paginator.paginate(</w:t>
+      </w:r>
+      <w:r>
+        <w:br/>
+      </w:r>
+      <w:r>
+        <w:rPr>
+          <w:rStyle w:val="NormalTok"/>
+        </w:rPr>
+        <w:t xml:space="preserve">        stateMachineArn</w:t>
+      </w:r>
+      <w:r>
+        <w:rPr>
+          <w:rStyle w:val="OperatorTok"/>
+        </w:rPr>
+        <w:t xml:space="preserve">=</w:t>
+      </w:r>
+      <w:r>
+        <w:rPr>
+          <w:rStyle w:val="NormalTok"/>
+        </w:rPr>
+        <w:t xml:space="preserve">state_machine_arn,</w:t>
+      </w:r>
+      <w:r>
+        <w:br/>
+      </w:r>
+      <w:r>
+        <w:rPr>
+          <w:rStyle w:val="NormalTok"/>
+        </w:rPr>
+        <w:t xml:space="preserve">        statusFilter</w:t>
+      </w:r>
+      <w:r>
+        <w:rPr>
+          <w:rStyle w:val="OperatorTok"/>
+        </w:rPr>
+        <w:t xml:space="preserve">=</w:t>
+      </w:r>
+      <w:r>
+        <w:rPr>
+          <w:rStyle w:val="StringTok"/>
+        </w:rPr>
+        <w:t xml:space="preserve">"RUNNING"</w:t>
+      </w:r>
+      <w:r>
+        <w:rPr>
+          <w:rStyle w:val="NormalTok"/>
+        </w:rPr>
+        <w:t xml:space="preserve">,</w:t>
+      </w:r>
+      <w:r>
+        <w:br/>
+      </w:r>
+      <w:r>
+        <w:rPr>
+          <w:rStyle w:val="NormalTok"/>
+        </w:rPr>
+        <w:t xml:space="preserve">    ):</w:t>
+      </w:r>
+      <w:r>
+        <w:br/>
+      </w:r>
+      <w:r>
+        <w:rPr>
+          <w:rStyle w:val="NormalTok"/>
+        </w:rPr>
+        <w:t xml:space="preserve">        </w:t>
+      </w:r>
+      <w:r>
+        <w:rPr>
+          <w:rStyle w:val="ControlFlowTok"/>
+        </w:rPr>
+        <w:t xml:space="preserve">for</w:t>
+      </w:r>
+      <w:r>
+        <w:rPr>
+          <w:rStyle w:val="NormalTok"/>
+        </w:rPr>
+        <w:t xml:space="preserve"> execution </w:t>
+      </w:r>
+      <w:r>
+        <w:rPr>
+          <w:rStyle w:val="KeywordTok"/>
+        </w:rPr>
+        <w:t xml:space="preserve">in</w:t>
+      </w:r>
+      <w:r>
+        <w:rPr>
+          <w:rStyle w:val="NormalTok"/>
+        </w:rPr>
+        <w:t xml:space="preserve"> page[</w:t>
+      </w:r>
+      <w:r>
+        <w:rPr>
+          <w:rStyle w:val="StringTok"/>
+        </w:rPr>
+        <w:t xml:space="preserve">"executions"</w:t>
+      </w:r>
+      <w:r>
+        <w:rPr>
+          <w:rStyle w:val="NormalTok"/>
+        </w:rPr>
+        <w:t xml:space="preserve">]:</w:t>
+      </w:r>
+      <w:r>
+        <w:br/>
+      </w:r>
+      <w:r>
+        <w:rPr>
+          <w:rStyle w:val="NormalTok"/>
+        </w:rPr>
+        <w:t xml:space="preserve">            </w:t>
+      </w:r>
+      <w:r>
+        <w:rPr>
+          <w:rStyle w:val="ControlFlowTok"/>
+        </w:rPr>
+        <w:t xml:space="preserve">if</w:t>
+      </w:r>
+      <w:r>
+        <w:rPr>
+          <w:rStyle w:val="NormalTok"/>
+        </w:rPr>
+        <w:t xml:space="preserve"> execution[</w:t>
+      </w:r>
+      <w:r>
+        <w:rPr>
+          <w:rStyle w:val="StringTok"/>
+        </w:rPr>
+        <w:t xml:space="preserve">"executionArn"</w:t>
+      </w:r>
+      <w:r>
+        <w:rPr>
+          <w:rStyle w:val="NormalTok"/>
+        </w:rPr>
+        <w:t xml:space="preserve">] </w:t>
+      </w:r>
+      <w:r>
+        <w:rPr>
+          <w:rStyle w:val="OperatorTok"/>
+        </w:rPr>
+        <w:t xml:space="preserve">!=</w:t>
+      </w:r>
+      <w:r>
+        <w:rPr>
+          <w:rStyle w:val="NormalTok"/>
+        </w:rPr>
+        <w:t xml:space="preserve"> my_execution_arn:</w:t>
+      </w:r>
+      <w:r>
+        <w:br/>
+      </w:r>
+      <w:r>
+        <w:rPr>
+          <w:rStyle w:val="NormalTok"/>
+        </w:rPr>
+        <w:t xml:space="preserve">                others.append(</w:t>
+      </w:r>
+      <w:r>
+        <w:br/>
+      </w:r>
+      <w:r>
+        <w:rPr>
+          <w:rStyle w:val="NormalTok"/>
+        </w:rPr>
+        <w:t xml:space="preserve">                    {</w:t>
+      </w:r>
+      <w:r>
+        <w:br/>
+      </w:r>
+      <w:r>
+        <w:rPr>
+          <w:rStyle w:val="NormalTok"/>
+        </w:rPr>
+        <w:t xml:space="preserve">                        </w:t>
+      </w:r>
+      <w:r>
+        <w:rPr>
+          <w:rStyle w:val="StringTok"/>
+        </w:rPr>
+        <w:t xml:space="preserve">"arn"</w:t>
+      </w:r>
+      <w:r>
+        <w:rPr>
+          <w:rStyle w:val="NormalTok"/>
+        </w:rPr>
+        <w:t xml:space="preserve">: execution[</w:t>
+      </w:r>
+      <w:r>
+        <w:rPr>
+          <w:rStyle w:val="StringTok"/>
+        </w:rPr>
+        <w:t xml:space="preserve">"executionArn"</w:t>
+      </w:r>
+      <w:r>
+        <w:rPr>
+          <w:rStyle w:val="NormalTok"/>
+        </w:rPr>
+        <w:t xml:space="preserve">],</w:t>
+      </w:r>
+      <w:r>
+        <w:br/>
+      </w:r>
+      <w:r>
+        <w:rPr>
+          <w:rStyle w:val="NormalTok"/>
+        </w:rPr>
+        <w:t xml:space="preserve">                        </w:t>
+      </w:r>
+      <w:r>
+        <w:rPr>
+          <w:rStyle w:val="StringTok"/>
+        </w:rPr>
+        <w:t xml:space="preserve">"started"</w:t>
+      </w:r>
+      <w:r>
+        <w:rPr>
+          <w:rStyle w:val="NormalTok"/>
+        </w:rPr>
+        <w:t xml:space="preserve">: execution[</w:t>
+      </w:r>
+      <w:r>
+        <w:rPr>
+          <w:rStyle w:val="StringTok"/>
+        </w:rPr>
+        <w:t xml:space="preserve">"startDate"</w:t>
+      </w:r>
+      <w:r>
+        <w:rPr>
+          <w:rStyle w:val="NormalTok"/>
+        </w:rPr>
+        <w:t xml:space="preserve">].isoformat(),</w:t>
+      </w:r>
+      <w:r>
+        <w:br/>
+      </w:r>
+      <w:r>
+        <w:rPr>
+          <w:rStyle w:val="NormalTok"/>
+        </w:rPr>
+        <w:t xml:space="preserve">                    }</w:t>
+      </w:r>
+      <w:r>
+        <w:br/>
+      </w:r>
+      <w:r>
+        <w:rPr>
+          <w:rStyle w:val="NormalTok"/>
+        </w:rPr>
+        <w:t xml:space="preserve">                )</w:t>
+      </w:r>
+      <w:r>
+        <w:br/>
+      </w:r>
+      <w:r>
+        <w:br/>
+      </w:r>
+      <w:r>
+        <w:rPr>
+          <w:rStyle w:val="NormalTok"/>
+        </w:rPr>
+        <w:t xml:space="preserve">    </w:t>
+      </w:r>
+      <w:r>
+        <w:rPr>
+          <w:rStyle w:val="ControlFlowTok"/>
+        </w:rPr>
+        <w:t xml:space="preserve">return</w:t>
+      </w:r>
+      <w:r>
+        <w:rPr>
+          <w:rStyle w:val="NormalTok"/>
+        </w:rPr>
+        <w:t xml:space="preserve"> {</w:t>
+      </w:r>
+      <w:r>
+        <w:br/>
+      </w:r>
+      <w:r>
+        <w:rPr>
+          <w:rStyle w:val="NormalTok"/>
+        </w:rPr>
+        <w:t xml:space="preserve">        </w:t>
+      </w:r>
+      <w:r>
+        <w:rPr>
+          <w:rStyle w:val="StringTok"/>
+        </w:rPr>
+        <w:t xml:space="preserve">"locked"</w:t>
+      </w:r>
+      <w:r>
+        <w:rPr>
+          <w:rStyle w:val="NormalTok"/>
+        </w:rPr>
+        <w:t xml:space="preserve">: </w:t>
+      </w:r>
+      <w:r>
+        <w:rPr>
+          <w:rStyle w:val="BuiltInTok"/>
+        </w:rPr>
+        <w:t xml:space="preserve">len</w:t>
+      </w:r>
+      <w:r>
+        <w:rPr>
+          <w:rStyle w:val="NormalTok"/>
+        </w:rPr>
+        <w:t xml:space="preserve">(others) </w:t>
+      </w:r>
+      <w:r>
+        <w:rPr>
+          <w:rStyle w:val="OperatorTok"/>
+        </w:rPr>
+        <w:t xml:space="preserve">&gt;</w:t>
+      </w:r>
+      <w:r>
+        <w:rPr>
+          <w:rStyle w:val="NormalTok"/>
+        </w:rPr>
+        <w:t xml:space="preserve"> </w:t>
+      </w:r>
+      <w:r>
+        <w:rPr>
+          <w:rStyle w:val="DecValTok"/>
+        </w:rPr>
+        <w:t xml:space="preserve">0</w:t>
+      </w:r>
+      <w:r>
+        <w:rPr>
+          <w:rStyle w:val="NormalTok"/>
+        </w:rPr>
+        <w:t xml:space="preserve">,  </w:t>
+      </w:r>
+      <w:r>
+        <w:rPr>
+          <w:rStyle w:val="CommentTok"/>
+        </w:rPr>
+        <w:t xml:space="preserve"># True = someone else is running, so skip</w:t>
+      </w:r>
+      <w:r>
+        <w:br/>
+      </w:r>
+      <w:r>
+        <w:rPr>
+          <w:rStyle w:val="NormalTok"/>
+        </w:rPr>
+        <w:t xml:space="preserve">        </w:t>
+      </w:r>
+      <w:r>
+        <w:rPr>
+          <w:rStyle w:val="StringTok"/>
+        </w:rPr>
+        <w:t xml:space="preserve">"running"</w:t>
+      </w:r>
+      <w:r>
+        <w:rPr>
+          <w:rStyle w:val="NormalTok"/>
+        </w:rPr>
+        <w:t xml:space="preserve">: others,          </w:t>
+      </w:r>
+      <w:r>
+        <w:rPr>
+          <w:rStyle w:val="CommentTok"/>
+        </w:rPr>
+        <w:t xml:space="preserve"># kept for logging and debugging</w:t>
+      </w:r>
+      <w:r>
+        <w:br/>
+      </w:r>
+      <w:r>
+        <w:rPr>
+          <w:rStyle w:val="NormalTok"/>
+        </w:rPr>
+        <w:t xml:space="preserve">    }</w:t>
+      </w:r>
+    </w:p>
+    <w:bookmarkEnd w:id="24"/>
+    <w:bookmarkStart w:id="25" w:name="how-step-functions-calls-it"/>
+    <w:p>
+      <w:pPr>
+        <w:pStyle w:val="Heading2"/>
+      </w:pPr>
+      <w:r>
+        <w:t xml:space="preserve">How Step Functions calls it</w:t>
+      </w:r>
+    </w:p>
+    <w:p>
+      <w:pPr>
+        <w:pStyle w:val="FirstParagraph"/>
+      </w:pPr>
+      <w:r>
+        <w:t xml:space="preserve">Full definition in</w:t>
+      </w:r>
+      <w:r>
+        <w:t xml:space="preserve"> </w:t>
+      </w:r>
+      <w:r>
+        <w:rPr>
+          <w:rStyle w:val="VerbatimChar"/>
+        </w:rPr>
+        <w:t xml:space="preserve">state-machine.asl.json</w:t>
+      </w:r>
+      <w:r>
+        <w:t xml:space="preserve">. The parts that matter:</w:t>
+      </w:r>
+    </w:p>
+    <w:tbl>
+      <w:tblPr>
+        <w:tblStyle w:val="Table"/>
+        <w:tblW w:type="pct" w:w="5000"/>
+        <w:jc w:val="left"/>
+        <w:tblLayout w:type="fixed"/>
+        <w:tblLook w:firstRow="1" w:lastRow="0" w:firstColumn="0" w:lastColumn="0" w:noHBand="0" w:noVBand="0" w:val="0020"/>
+      </w:tblPr>
+      <w:tblGrid>
+        <w:gridCol w:w="3960"/>
+        <w:gridCol w:w="3960"/>
+      </w:tblGrid>
+      <w:tr>
+        <w:trPr>
+          <w:tblHeader w:val="on"/>
+        </w:trPr>
+        <w:tc>
+          <w:tcPr/>
+          <w:p>
+            <w:pPr>
+              <w:pStyle w:val="Compact"/>
+              <w:jc w:val="left"/>
+            </w:pPr>
+            <w:r>
+              <w:t xml:space="preserve">Part</w:t>
+            </w:r>
+          </w:p>
+        </w:tc>
+        <w:tc>
+          <w:tcPr/>
+          <w:p>
+            <w:pPr>
+              <w:pStyle w:val="Compact"/>
+              <w:jc w:val="left"/>
+            </w:pPr>
+            <w:r>
+              <w:t xml:space="preserve">What it does</w:t>
             </w:r>
           </w:p>
         </w:tc>
@@ -1592,13 +2078,7 @@
               <w:rPr>
                 <w:rStyle w:val="VerbatimChar"/>
               </w:rPr>
-              <w:t xml:space="preserve">IsLocked</w:t>
-            </w:r>
-            <w:r>
-              <w:t xml:space="preserve"> </w:t>
-            </w:r>
-            <w:r>
-              <w:t xml:space="preserve">(Choice)</w:t>
+              <w:t xml:space="preserve">"TimeoutSeconds": 1500</w:t>
             </w:r>
           </w:p>
         </w:tc>
@@ -1610,22 +2090,7 @@
               <w:jc w:val="left"/>
             </w:pPr>
             <w:r>
-              <w:t xml:space="preserve">The actual decision:</w:t>
-            </w:r>
-            <w:r>
-              <w:t xml:space="preserve"> </w:t>
-            </w:r>
-            <w:r>
-              <w:rPr>
-                <w:rStyle w:val="VerbatimChar"/>
-              </w:rPr>
-              <w:t xml:space="preserve">locked = true</w:t>
-            </w:r>
-            <w:r>
-              <w:t xml:space="preserve"> </w:t>
-            </w:r>
-            <w:r>
-              <w:t xml:space="preserve">goes to skip, otherwise it continues.</w:t>
+              <w:t xml:space="preserve">The 25-minute timeout. A stuck run is killed before the next heartbeat, so it can’t hold the lock forever.</w:t>
             </w:r>
           </w:p>
         </w:tc>
@@ -1642,13 +2107,22 @@
               <w:rPr>
                 <w:rStyle w:val="VerbatimChar"/>
               </w:rPr>
-              <w:t xml:space="preserve">SkippedAlreadyRunning</w:t>
+              <w:t xml:space="preserve">$$.StateMachine.Id</w:t>
             </w:r>
             <w:r>
               <w:t xml:space="preserve"> </w:t>
             </w:r>
             <w:r>
-              <w:t xml:space="preserve">(Succeed)</w:t>
+              <w:t xml:space="preserve">/</w:t>
+            </w:r>
+            <w:r>
+              <w:t xml:space="preserve"> </w:t>
+            </w:r>
+            <w:r>
+              <w:rPr>
+                <w:rStyle w:val="VerbatimChar"/>
+              </w:rPr>
+              <w:t xml:space="preserve">$$.Execution.Id</w:t>
             </w:r>
           </w:p>
         </w:tc>
@@ -1660,14 +2134,244 @@
               <w:jc w:val="left"/>
             </w:pPr>
             <w:r>
+              <w:rPr>
+                <w:rStyle w:val="VerbatimChar"/>
+              </w:rPr>
+              <w:t xml:space="preserve">$$</w:t>
+            </w:r>
+            <w:r>
+              <w:t xml:space="preserve"> </w:t>
+            </w:r>
+            <w:r>
+              <w:t xml:space="preserve">is the Step Functions context object: facts about the current run. These two hand the Lambda the state machine’s ARN and this run’s ARN. Nothing is hard-coded.</w:t>
+            </w:r>
+          </w:p>
+        </w:tc>
+      </w:tr>
+      <w:tr>
+        <w:tc>
+          <w:tcPr/>
+          <w:p>
+            <w:pPr>
+              <w:pStyle w:val="Compact"/>
+              <w:jc w:val="left"/>
+            </w:pPr>
+            <w:r>
+              <w:rPr>
+                <w:rStyle w:val="VerbatimChar"/>
+              </w:rPr>
+              <w:t xml:space="preserve">ResultSelector</w:t>
+            </w:r>
+          </w:p>
+        </w:tc>
+        <w:tc>
+          <w:tcPr/>
+          <w:p>
+            <w:pPr>
+              <w:pStyle w:val="Compact"/>
+              <w:jc w:val="left"/>
+            </w:pPr>
+            <w:r>
+              <w:rPr>
+                <w:rStyle w:val="VerbatimChar"/>
+              </w:rPr>
+              <w:t xml:space="preserve">lambda:invoke</w:t>
+            </w:r>
+            <w:r>
+              <w:t xml:space="preserve"> </w:t>
+            </w:r>
+            <w:r>
+              <w:t xml:space="preserve">wraps the function’s return value inside</w:t>
+            </w:r>
+            <w:r>
+              <w:t xml:space="preserve"> </w:t>
+            </w:r>
+            <w:r>
+              <w:rPr>
+                <w:rStyle w:val="VerbatimChar"/>
+              </w:rPr>
+              <w:t xml:space="preserve">Payload</w:t>
+            </w:r>
+            <w:r>
+              <w:t xml:space="preserve">. This pulls out only</w:t>
+            </w:r>
+            <w:r>
+              <w:t xml:space="preserve"> </w:t>
+            </w:r>
+            <w:r>
+              <w:rPr>
+                <w:rStyle w:val="VerbatimChar"/>
+              </w:rPr>
+              <w:t xml:space="preserve">locked</w:t>
+            </w:r>
+            <w:r>
+              <w:t xml:space="preserve"> </w:t>
+            </w:r>
+            <w:r>
+              <w:t xml:space="preserve">and</w:t>
+            </w:r>
+            <w:r>
+              <w:t xml:space="preserve"> </w:t>
+            </w:r>
+            <w:r>
+              <w:rPr>
+                <w:rStyle w:val="VerbatimChar"/>
+              </w:rPr>
+              <w:t xml:space="preserve">running</w:t>
+            </w:r>
+            <w:r>
+              <w:t xml:space="preserve">.</w:t>
+            </w:r>
+          </w:p>
+        </w:tc>
+      </w:tr>
+      <w:tr>
+        <w:tc>
+          <w:tcPr/>
+          <w:p>
+            <w:pPr>
+              <w:pStyle w:val="Compact"/>
+              <w:jc w:val="left"/>
+            </w:pPr>
+            <w:r>
+              <w:rPr>
+                <w:rStyle w:val="VerbatimChar"/>
+              </w:rPr>
+              <w:t xml:space="preserve">"ResultPath": "$.lock"</w:t>
+            </w:r>
+          </w:p>
+        </w:tc>
+        <w:tc>
+          <w:tcPr/>
+          <w:p>
+            <w:pPr>
+              <w:pStyle w:val="Compact"/>
+              <w:jc w:val="left"/>
+            </w:pPr>
+            <w:r>
+              <w:t xml:space="preserve">Puts the result under</w:t>
+            </w:r>
+            <w:r>
+              <w:t xml:space="preserve"> </w:t>
+            </w:r>
+            <w:r>
+              <w:rPr>
+                <w:rStyle w:val="VerbatimChar"/>
+              </w:rPr>
+              <w:t xml:space="preserve">lock</w:t>
+            </w:r>
+            <w:r>
+              <w:t xml:space="preserve"> </w:t>
+            </w:r>
+            <w:r>
+              <w:t xml:space="preserve">and keeps the original EventBridge event, so</w:t>
+            </w:r>
+            <w:r>
+              <w:t xml:space="preserve"> </w:t>
+            </w:r>
+            <w:r>
+              <w:rPr>
+                <w:rStyle w:val="VerbatimChar"/>
+              </w:rPr>
+              <w:t xml:space="preserve">FindWork</w:t>
+            </w:r>
+            <w:r>
+              <w:t xml:space="preserve"> </w:t>
+            </w:r>
+            <w:r>
+              <w:t xml:space="preserve">still sees the heartbeat input.</w:t>
+            </w:r>
+          </w:p>
+        </w:tc>
+      </w:tr>
+      <w:tr>
+        <w:tc>
+          <w:tcPr/>
+          <w:p>
+            <w:pPr>
+              <w:pStyle w:val="Compact"/>
+              <w:jc w:val="left"/>
+            </w:pPr>
+            <w:r>
+              <w:rPr>
+                <w:rStyle w:val="VerbatimChar"/>
+              </w:rPr>
+              <w:t xml:space="preserve">IsLocked</w:t>
+            </w:r>
+            <w:r>
+              <w:t xml:space="preserve"> </w:t>
+            </w:r>
+            <w:r>
+              <w:t xml:space="preserve">(Choice)</w:t>
+            </w:r>
+          </w:p>
+        </w:tc>
+        <w:tc>
+          <w:tcPr/>
+          <w:p>
+            <w:pPr>
+              <w:pStyle w:val="Compact"/>
+              <w:jc w:val="left"/>
+            </w:pPr>
+            <w:r>
+              <w:t xml:space="preserve">The actual decision:</w:t>
+            </w:r>
+            <w:r>
+              <w:t xml:space="preserve"> </w:t>
+            </w:r>
+            <w:r>
+              <w:rPr>
+                <w:rStyle w:val="VerbatimChar"/>
+              </w:rPr>
+              <w:t xml:space="preserve">locked = true</w:t>
+            </w:r>
+            <w:r>
+              <w:t xml:space="preserve"> </w:t>
+            </w:r>
+            <w:r>
+              <w:t xml:space="preserve">goes to skip, otherwise it continues.</w:t>
+            </w:r>
+          </w:p>
+        </w:tc>
+      </w:tr>
+      <w:tr>
+        <w:tc>
+          <w:tcPr/>
+          <w:p>
+            <w:pPr>
+              <w:pStyle w:val="Compact"/>
+              <w:jc w:val="left"/>
+            </w:pPr>
+            <w:r>
+              <w:rPr>
+                <w:rStyle w:val="VerbatimChar"/>
+              </w:rPr>
+              <w:t xml:space="preserve">SkippedAlreadyRunning</w:t>
+            </w:r>
+            <w:r>
+              <w:t xml:space="preserve"> </w:t>
+            </w:r>
+            <w:r>
+              <w:t xml:space="preserve">(Succeed)</w:t>
+            </w:r>
+          </w:p>
+        </w:tc>
+        <w:tc>
+          <w:tcPr/>
+          <w:p>
+            <w:pPr>
+              <w:pStyle w:val="Compact"/>
+              <w:jc w:val="left"/>
+            </w:pPr>
+            <w:r>
               <w:t xml:space="preserve">Ends as a success, so a normal skip doesn’t trigger failure alarms.</w:t>
             </w:r>
           </w:p>
         </w:tc>
       </w:tr>
     </w:tbl>
-    <w:bookmarkEnd w:id="23"/>
-    <w:bookmarkStart w:id="24" w:name="walkthrough-the-1035-heartbeat"/>
+    <w:bookmarkEnd w:id="25"/>
+    <w:bookmarkStart w:id="26" w:name="walkthrough-the-1035-heartbeat"/>
     <w:p>
       <w:pPr>
         <w:pStyle w:val="Heading2"/>
@@ -1681,7 +2385,7 @@
         <w:pStyle w:val="Compact"/>
         <w:numPr>
           <w:ilvl w:val="0"/>
-          <w:numId w:val="1003"/>
+          <w:numId w:val="1005"/>
         </w:numPr>
       </w:pPr>
       <w:r>
@@ -1763,7 +2467,7 @@
         <w:pStyle w:val="Compact"/>
         <w:numPr>
           <w:ilvl w:val="0"/>
-          <w:numId w:val="1003"/>
+          <w:numId w:val="1005"/>
         </w:numPr>
       </w:pPr>
       <w:r>
@@ -1815,7 +2519,7 @@
         <w:pStyle w:val="Compact"/>
         <w:numPr>
           <w:ilvl w:val="0"/>
-          <w:numId w:val="1003"/>
+          <w:numId w:val="1005"/>
         </w:numPr>
       </w:pPr>
       <w:r>
@@ -1888,8 +2592,8 @@
         <w:t xml:space="preserve">as a stand-in for the timeout).</w:t>
       </w:r>
     </w:p>
-    <w:bookmarkEnd w:id="24"/>
-    <w:bookmarkStart w:id="25" w:name="iam"/>
+    <w:bookmarkEnd w:id="26"/>
+    <w:bookmarkStart w:id="27" w:name="iam"/>
     <w:p>
       <w:pPr>
         <w:pStyle w:val="Heading2"/>
@@ -2060,8 +2764,8 @@
         <w:t xml:space="preserve">machine already references the Lambda, so referencing it back creates a dependency cycle in Terraform or CDK.</w:t>
       </w:r>
     </w:p>
-    <w:bookmarkEnd w:id="25"/>
-    <w:bookmarkStart w:id="26" w:name="running-the-tests"/>
+    <w:bookmarkEnd w:id="27"/>
+    <w:bookmarkStart w:id="28" w:name="running-the-tests"/>
     <w:p>
       <w:pPr>
         <w:pStyle w:val="Heading2"/>
@@ -2209,14 +2913,55 @@
         <w:t xml:space="preserve">-q</w:t>
       </w:r>
     </w:p>
-    <w:bookmarkEnd w:id="26"/>
-    <w:bookmarkStart w:id="27" w:name="r3s-take"/>
+    <w:bookmarkEnd w:id="28"/>
+    <w:bookmarkStart w:id="29" w:name="what-comes-next-findwork-step-3"/>
     <w:p>
       <w:pPr>
         <w:pStyle w:val="Heading2"/>
       </w:pPr>
       <w:r>
-        <w:t xml:space="preserve">R3’s take</w:t>
+        <w:t xml:space="preserve">What comes next: FindWork (step 3)</w:t>
+      </w:r>
+    </w:p>
+    <w:p>
+      <w:pPr>
+        <w:pStyle w:val="FirstParagraph"/>
+      </w:pPr>
+      <w:r>
+        <w:t xml:space="preserve">If the run isn’t locked, the next real task is</w:t>
+      </w:r>
+      <w:r>
+        <w:t xml:space="preserve"> </w:t>
+      </w:r>
+      <w:r>
+        <w:rPr>
+          <w:rStyle w:val="VerbatimChar"/>
+        </w:rPr>
+        <w:t xml:space="preserve">FindWork</w:t>
+      </w:r>
+      <w:r>
+        <w:t xml:space="preserve">, a small Python Lambda that answers</w:t>
+      </w:r>
+      <w:r>
+        <w:t xml:space="preserve"> </w:t>
+      </w:r>
+      <w:r>
+        <w:t xml:space="preserve">“</w:t>
+      </w:r>
+      <w:r>
+        <w:t xml:space="preserve">which hours</w:t>
+      </w:r>
+      <w:r>
+        <w:t xml:space="preserve"> </w:t>
+      </w:r>
+      <w:r>
+        <w:t xml:space="preserve">still need processing?</w:t>
+      </w:r>
+      <w:r>
+        <w:t xml:space="preserve">”</w:t>
+      </w:r>
+      <w:r>
+        <w:t xml:space="preserve">:</w:t>
       </w:r>
     </w:p>
     <w:p>
@@ -2224,45 +2969,11 @@
         <w:pStyle w:val="Compact"/>
         <w:numPr>
           <w:ilvl w:val="0"/>
-          <w:numId w:val="1004"/>
+          <w:numId w:val="1006"/>
         </w:numPr>
       </w:pPr>
       <w:r>
-        <w:rPr>
-          <w:b/>
-          <w:bCs/>
-        </w:rPr>
-        <w:t xml:space="preserve">Deploy this as a plain zip Lambda, not the DuckDB container image.</w:t>
-      </w:r>
-      <w:r>
-        <w:t xml:space="preserve"> </w:t>
-      </w:r>
-      <w:r>
-        <w:t xml:space="preserve">It only needs</w:t>
-      </w:r>
-      <w:r>
-        <w:t xml:space="preserve"> </w:t>
-      </w:r>
-      <w:r>
-        <w:rPr>
-          <w:rStyle w:val="VerbatimChar"/>
-        </w:rPr>
-        <w:t xml:space="preserve">boto3</w:t>
-      </w:r>
-      <w:r>
-        <w:t xml:space="preserve">, which the</w:t>
-      </w:r>
-      <w:r>
-        <w:t xml:space="preserve"> </w:t>
-      </w:r>
-      <w:r>
-        <w:t xml:space="preserve">Lambda Python runtime already includes, so it starts fast and deploys in seconds. Save the container image</w:t>
-      </w:r>
-      <w:r>
-        <w:t xml:space="preserve"> </w:t>
-      </w:r>
-      <w:r>
-        <w:t xml:space="preserve">for the transform.</w:t>
+        <w:t xml:space="preserve">Lists the input files for the last 21 days (Jesse’s lookback window).</w:t>
       </w:r>
     </w:p>
     <w:p>
@@ -2270,108 +2981,11 @@
         <w:pStyle w:val="Compact"/>
         <w:numPr>
           <w:ilvl w:val="0"/>
-          <w:numId w:val="1004"/>
+          <w:numId w:val="1006"/>
         </w:numPr>
       </w:pPr>
       <w:r>
-        <w:rPr>
-          <w:b/>
-          <w:bCs/>
-        </w:rPr>
-        <w:t xml:space="preserve">The tradeoff.</w:t>
-      </w:r>
-      <w:r>
-        <w:t xml:space="preserve"> </w:t>
-      </w:r>
-      <w:r>
-        <w:t xml:space="preserve">Step Functions can call</w:t>
-      </w:r>
-      <w:r>
-        <w:t xml:space="preserve"> </w:t>
-      </w:r>
-      <w:r>
-        <w:rPr>
-          <w:rStyle w:val="VerbatimChar"/>
-        </w:rPr>
-        <w:t xml:space="preserve">ListExecutions</w:t>
-      </w:r>
-      <w:r>
-        <w:t xml:space="preserve"> </w:t>
-      </w:r>
-      <w:r>
-        <w:t xml:space="preserve">directly through an SDK integration</w:t>
-      </w:r>
-      <w:r>
-        <w:t xml:space="preserve"> </w:t>
-      </w:r>
-      <w:r>
-        <w:t xml:space="preserve">(</w:t>
-      </w:r>
-      <w:r>
-        <w:rPr>
-          <w:rStyle w:val="VerbatimChar"/>
-        </w:rPr>
-        <w:t xml:space="preserve">arn:aws:states:::aws-sdk:sfn:listExecutions</w:t>
-      </w:r>
-      <w:r>
-        <w:t xml:space="preserve">), with no Lambda at all. That means one fewer function to</w:t>
-      </w:r>
-      <w:r>
-        <w:t xml:space="preserve"> </w:t>
-      </w:r>
-      <w:r>
-        <w:t xml:space="preserve">deploy and no cold start. The Python version costs a few hundred milliseconds per run. In exchange, it can</w:t>
-      </w:r>
-      <w:r>
-        <w:t xml:space="preserve"> </w:t>
-      </w:r>
-      <w:r>
-        <w:t xml:space="preserve">be unit-tested and read like the rest of the pipeline’s Python Lambdas, and the</w:t>
-      </w:r>
-      <w:r>
-        <w:t xml:space="preserve"> </w:t>
-      </w:r>
-      <w:r>
-        <w:t xml:space="preserve">“</w:t>
-      </w:r>
-      <w:r>
-        <w:t xml:space="preserve">exclude myself</w:t>
-      </w:r>
-      <w:r>
-        <w:t xml:space="preserve">”</w:t>
-      </w:r>
-      <w:r>
-        <w:t xml:space="preserve"> </w:t>
-      </w:r>
-      <w:r>
-        <w:t xml:space="preserve">logic is a</w:t>
-      </w:r>
-      <w:r>
-        <w:t xml:space="preserve"> </w:t>
-      </w:r>
-      <w:r>
-        <w:t xml:space="preserve">simple</w:t>
-      </w:r>
-      <w:r>
-        <w:t xml:space="preserve"> </w:t>
-      </w:r>
-      <w:r>
-        <w:rPr>
-          <w:rStyle w:val="VerbatimChar"/>
-        </w:rPr>
-        <w:t xml:space="preserve">if</w:t>
-      </w:r>
-      <w:r>
-        <w:t xml:space="preserve"> </w:t>
-      </w:r>
-      <w:r>
-        <w:t xml:space="preserve">instead of a JSONata expression or a Pass + Choice pair. R3 recommends the Python version for</w:t>
-      </w:r>
-      <w:r>
-        <w:t xml:space="preserve"> </w:t>
-      </w:r>
-      <w:r>
-        <w:t xml:space="preserve">this POC.</w:t>
+        <w:t xml:space="preserve">Works out the file-hour each input file belongs to.</w:t>
       </w:r>
     </w:p>
     <w:p>
@@ -2379,33 +2993,27 @@
         <w:pStyle w:val="Compact"/>
         <w:numPr>
           <w:ilvl w:val="0"/>
-          <w:numId w:val="1004"/>
+          <w:numId w:val="1006"/>
         </w:numPr>
       </w:pPr>
+      <w:r>
+        <w:t xml:space="preserve">Checks the</w:t>
+      </w:r>
+      <w:r>
+        <w:t xml:space="preserve"> </w:t>
+      </w:r>
       <w:r>
         <w:rPr>
           <w:b/>
           <w:bCs/>
         </w:rPr>
-        <w:t xml:space="preserve">It’s a best-effort lock, not a guaranteed one.</w:t>
-      </w:r>
-      <w:r>
-        <w:t xml:space="preserve"> </w:t>
-      </w:r>
-      <w:r>
-        <w:t xml:space="preserve">If two executions start within a moment of each other,</w:t>
-      </w:r>
-      <w:r>
-        <w:t xml:space="preserve"> </w:t>
-      </w:r>
-      <w:r>
-        <w:t xml:space="preserve">the list results may not show both. Both could then run, or both could skip. With heartbeats 30 minutes</w:t>
-      </w:r>
-      <w:r>
-        <w:t xml:space="preserve"> </w:t>
-      </w:r>
-      <w:r>
-        <w:t xml:space="preserve">apart this is unlikely. A manual start during testing could cause it, though.</w:t>
+        <w:t xml:space="preserve">Parquet bucket</w:t>
+      </w:r>
+      <w:r>
+        <w:t xml:space="preserve"> </w:t>
+      </w:r>
+      <w:r>
+        <w:t xml:space="preserve">for each hour: do all 6 output files (one per publisher) exist?</w:t>
       </w:r>
     </w:p>
     <w:p>
@@ -2413,7 +3021,258 @@
         <w:pStyle w:val="Compact"/>
         <w:numPr>
           <w:ilvl w:val="0"/>
-          <w:numId w:val="1004"/>
+          <w:numId w:val="1006"/>
+        </w:numPr>
+      </w:pPr>
+      <w:r>
+        <w:t xml:space="preserve">Keeps only the unfinished hours, oldest first, capped at 6 per run so a backlog drains over several</w:t>
+      </w:r>
+      <w:r>
+        <w:t xml:space="preserve"> </w:t>
+      </w:r>
+      <w:r>
+        <w:t xml:space="preserve">heartbeats.</w:t>
+      </w:r>
+    </w:p>
+    <w:p>
+      <w:pPr>
+        <w:pStyle w:val="Compact"/>
+        <w:numPr>
+          <w:ilvl w:val="0"/>
+          <w:numId w:val="1006"/>
+        </w:numPr>
+      </w:pPr>
+      <w:r>
+        <w:t xml:space="preserve">Returns the list;</w:t>
+      </w:r>
+      <w:r>
+        <w:t xml:space="preserve"> </w:t>
+      </w:r>
+      <w:r>
+        <w:rPr>
+          <w:rStyle w:val="VerbatimChar"/>
+        </w:rPr>
+        <w:t xml:space="preserve">ProcessHours</w:t>
+      </w:r>
+      <w:r>
+        <w:t xml:space="preserve"> </w:t>
+      </w:r>
+      <w:r>
+        <w:t xml:space="preserve">(a Map state, max 2 in parallel) runs the transform once per hour.</w:t>
+      </w:r>
+    </w:p>
+    <w:tbl>
+      <w:tblPr>
+        <w:tblStyle w:val="Table"/>
+        <w:tblW w:type="pct" w:w="5000"/>
+        <w:jc w:val="left"/>
+        <w:tblLayout w:type="fixed"/>
+        <w:tblLook w:firstRow="1" w:lastRow="0" w:firstColumn="0" w:lastColumn="0" w:noHBand="0" w:noVBand="0" w:val="0020"/>
+      </w:tblPr>
+      <w:tblGrid>
+        <w:gridCol w:w="2640"/>
+        <w:gridCol w:w="2640"/>
+        <w:gridCol w:w="2640"/>
+      </w:tblGrid>
+      <w:tr>
+        <w:trPr>
+          <w:tblHeader w:val="on"/>
+        </w:trPr>
+        <w:tc>
+          <w:tcPr/>
+          <w:p>
+            <w:pPr>
+              <w:pStyle w:val="Compact"/>
+            </w:pPr>
+          </w:p>
+        </w:tc>
+        <w:tc>
+          <w:tcPr/>
+          <w:p>
+            <w:pPr>
+              <w:pStyle w:val="Compact"/>
+              <w:jc w:val="left"/>
+            </w:pPr>
+            <w:r>
+              <w:t xml:space="preserve">CheckLock</w:t>
+            </w:r>
+          </w:p>
+        </w:tc>
+        <w:tc>
+          <w:tcPr/>
+          <w:p>
+            <w:pPr>
+              <w:pStyle w:val="Compact"/>
+              <w:jc w:val="left"/>
+            </w:pPr>
+            <w:r>
+              <w:t xml:space="preserve">FindWork</w:t>
+            </w:r>
+          </w:p>
+        </w:tc>
+      </w:tr>
+      <w:tr>
+        <w:tc>
+          <w:tcPr/>
+          <w:p>
+            <w:pPr>
+              <w:pStyle w:val="Compact"/>
+              <w:jc w:val="left"/>
+            </w:pPr>
+            <w:r>
+              <w:t xml:space="preserve">Touches S3?</w:t>
+            </w:r>
+          </w:p>
+        </w:tc>
+        <w:tc>
+          <w:tcPr/>
+          <w:p>
+            <w:pPr>
+              <w:pStyle w:val="Compact"/>
+              <w:jc w:val="left"/>
+            </w:pPr>
+            <w:r>
+              <w:t xml:space="preserve">No</w:t>
+            </w:r>
+          </w:p>
+        </w:tc>
+        <w:tc>
+          <w:tcPr/>
+          <w:p>
+            <w:pPr>
+              <w:pStyle w:val="Compact"/>
+              <w:jc w:val="left"/>
+            </w:pPr>
+            <w:r>
+              <w:t xml:space="preserve">Yes, read-only. It writes nothing.</w:t>
+            </w:r>
+          </w:p>
+        </w:tc>
+      </w:tr>
+      <w:tr>
+        <w:tc>
+          <w:tcPr/>
+          <w:p>
+            <w:pPr>
+              <w:pStyle w:val="Compact"/>
+              <w:jc w:val="left"/>
+            </w:pPr>
+            <w:r>
+              <w:t xml:space="preserve">IAM</w:t>
+            </w:r>
+          </w:p>
+        </w:tc>
+        <w:tc>
+          <w:tcPr/>
+          <w:p>
+            <w:pPr>
+              <w:pStyle w:val="Compact"/>
+              <w:jc w:val="left"/>
+            </w:pPr>
+            <w:r>
+              <w:rPr>
+                <w:rStyle w:val="VerbatimChar"/>
+              </w:rPr>
+              <w:t xml:space="preserve">states:ListExecutions</w:t>
+            </w:r>
+          </w:p>
+        </w:tc>
+        <w:tc>
+          <w:tcPr/>
+          <w:p>
+            <w:pPr>
+              <w:pStyle w:val="Compact"/>
+              <w:jc w:val="left"/>
+            </w:pPr>
+            <w:r>
+              <w:rPr>
+                <w:rStyle w:val="VerbatimChar"/>
+              </w:rPr>
+              <w:t xml:space="preserve">s3:ListBucket</w:t>
+            </w:r>
+            <w:r>
+              <w:t xml:space="preserve"> </w:t>
+            </w:r>
+            <w:r>
+              <w:t xml:space="preserve">on the input and Parquet buckets (maybe</w:t>
+            </w:r>
+            <w:r>
+              <w:t xml:space="preserve"> </w:t>
+            </w:r>
+            <w:r>
+              <w:rPr>
+                <w:rStyle w:val="VerbatimChar"/>
+              </w:rPr>
+              <w:t xml:space="preserve">s3:GetObject</w:t>
+            </w:r>
+            <w:r>
+              <w:t xml:space="preserve">/HeadObject, depending on the check)</w:t>
+            </w:r>
+          </w:p>
+        </w:tc>
+      </w:tr>
+      <w:tr>
+        <w:tc>
+          <w:tcPr/>
+          <w:p>
+            <w:pPr>
+              <w:pStyle w:val="Compact"/>
+              <w:jc w:val="left"/>
+            </w:pPr>
+            <w:r>
+              <w:t xml:space="preserve">Returns</w:t>
+            </w:r>
+          </w:p>
+        </w:tc>
+        <w:tc>
+          <w:tcPr/>
+          <w:p>
+            <w:pPr>
+              <w:pStyle w:val="Compact"/>
+              <w:jc w:val="left"/>
+            </w:pPr>
+            <w:r>
+              <w:rPr>
+                <w:rStyle w:val="VerbatimChar"/>
+              </w:rPr>
+              <w:t xml:space="preserve">locked</w:t>
+            </w:r>
+            <w:r>
+              <w:t xml:space="preserve"> </w:t>
+            </w:r>
+            <w:r>
+              <w:t xml:space="preserve">true/false</w:t>
+            </w:r>
+          </w:p>
+        </w:tc>
+        <w:tc>
+          <w:tcPr/>
+          <w:p>
+            <w:pPr>
+              <w:pStyle w:val="Compact"/>
+              <w:jc w:val="left"/>
+            </w:pPr>
+            <w:r>
+              <w:t xml:space="preserve">A list of hours to process</w:t>
+            </w:r>
+          </w:p>
+        </w:tc>
+      </w:tr>
+    </w:tbl>
+    <w:p>
+      <w:pPr>
+        <w:pStyle w:val="BodyText"/>
+      </w:pPr>
+      <w:r>
+        <w:t xml:space="preserve">Notes carried from the 10/27-10/28 decisions:</w:t>
+      </w:r>
+    </w:p>
+    <w:p>
+      <w:pPr>
+        <w:pStyle w:val="Compact"/>
+        <w:numPr>
+          <w:ilvl w:val="0"/>
+          <w:numId w:val="1007"/>
         </w:numPr>
       </w:pPr>
       <w:r>
@@ -2421,6 +3280,429 @@
           <w:b/>
           <w:bCs/>
         </w:rPr>
+        <w:t xml:space="preserve">6 files per hour, not 3.</w:t>
+      </w:r>
+      <w:r>
+        <w:t xml:space="preserve"> </w:t>
+      </w:r>
+      <w:r>
+        <w:t xml:space="preserve">Paul’s 10/27 decision: one file per publisher, written even when a publisher</w:t>
+      </w:r>
+      <w:r>
+        <w:t xml:space="preserve"> </w:t>
+      </w:r>
+      <w:r>
+        <w:t xml:space="preserve">has no rows. Without the empty file, that hour would look unfinished forever and be reprocessed on every</w:t>
+      </w:r>
+      <w:r>
+        <w:t xml:space="preserve"> </w:t>
+      </w:r>
+      <w:r>
+        <w:t xml:space="preserve">heartbeat.</w:t>
+      </w:r>
+    </w:p>
+    <w:p>
+      <w:pPr>
+        <w:pStyle w:val="Compact"/>
+        <w:numPr>
+          <w:ilvl w:val="0"/>
+          <w:numId w:val="1007"/>
+        </w:numPr>
+      </w:pPr>
+      <w:r>
+        <w:rPr>
+          <w:b/>
+          <w:bCs/>
+        </w:rPr>
+        <w:t xml:space="preserve">The POC owns two output buckets</w:t>
+      </w:r>
+      <w:r>
+        <w:t xml:space="preserve"> </w:t>
+      </w:r>
+      <w:r>
+        <w:t xml:space="preserve">(Paul, 10/28):</w:t>
+      </w:r>
+      <w:r>
+        <w:t xml:space="preserve"> </w:t>
+      </w:r>
+      <w:r>
+        <w:rPr>
+          <w:rStyle w:val="VerbatimChar"/>
+        </w:rPr>
+        <w:t xml:space="preserve">rhde-pg-dsp-poc-parquet</w:t>
+      </w:r>
+      <w:r>
+        <w:t xml:space="preserve">, a general-purpose S3 bucket</w:t>
+      </w:r>
+      <w:r>
+        <w:t xml:space="preserve"> </w:t>
+      </w:r>
+      <w:r>
+        <w:t xml:space="preserve">for Path A (the contract), and</w:t>
+      </w:r>
+      <w:r>
+        <w:t xml:space="preserve"> </w:t>
+      </w:r>
+      <w:r>
+        <w:rPr>
+          <w:rStyle w:val="VerbatimChar"/>
+        </w:rPr>
+        <w:t xml:space="preserve">rhde-pg-dsp-poc-iceberg</w:t>
+      </w:r>
+      <w:r>
+        <w:t xml:space="preserve">, an S3 Tables</w:t>
+      </w:r>
+      <w:r>
+        <w:t xml:space="preserve"> </w:t>
+      </w:r>
+      <w:r>
+        <w:rPr>
+          <w:b/>
+          <w:bCs/>
+        </w:rPr>
+        <w:t xml:space="preserve">table bucket</w:t>
+      </w:r>
+      <w:r>
+        <w:t xml:space="preserve"> </w:t>
+      </w:r>
+      <w:r>
+        <w:t xml:space="preserve">for Path B (the</w:t>
+      </w:r>
+      <w:r>
+        <w:t xml:space="preserve"> </w:t>
+      </w:r>
+      <w:r>
+        <w:t xml:space="preserve">Iceberg trial). Two buckets are required, not just preferred: Iceberg tables in S3 Tables can only live in a</w:t>
+      </w:r>
+      <w:r>
+        <w:t xml:space="preserve"> </w:t>
+      </w:r>
+      <w:r>
+        <w:t xml:space="preserve">table bucket, which has its own</w:t>
+      </w:r>
+      <w:r>
+        <w:t xml:space="preserve"> </w:t>
+      </w:r>
+      <w:r>
+        <w:rPr>
+          <w:rStyle w:val="VerbatimChar"/>
+        </w:rPr>
+        <w:t xml:space="preserve">s3tables</w:t>
+      </w:r>
+      <w:r>
+        <w:t xml:space="preserve"> </w:t>
+      </w:r>
+      <w:r>
+        <w:t xml:space="preserve">APIs and policies.</w:t>
+      </w:r>
+    </w:p>
+    <w:p>
+      <w:pPr>
+        <w:pStyle w:val="Compact"/>
+        <w:numPr>
+          <w:ilvl w:val="0"/>
+          <w:numId w:val="1007"/>
+        </w:numPr>
+      </w:pPr>
+      <w:r>
+        <w:rPr>
+          <w:b/>
+          <w:bCs/>
+        </w:rPr>
+        <w:t xml:space="preserve">FindWork checks only the Parquet bucket.</w:t>
+      </w:r>
+      <w:r>
+        <w:t xml:space="preserve"> </w:t>
+      </w:r>
+      <w:r>
+        <w:t xml:space="preserve">Path A is the contract, so an hour counts as done when its 6</w:t>
+      </w:r>
+      <w:r>
+        <w:t xml:space="preserve"> </w:t>
+      </w:r>
+      <w:r>
+        <w:t xml:space="preserve">Parquet files exist; Path B never blocks Path A. Known gap: if Writer B fails for an hour, FindWork won’t</w:t>
+      </w:r>
+      <w:r>
+        <w:t xml:space="preserve"> </w:t>
+      </w:r>
+      <w:r>
+        <w:t xml:space="preserve">retry it. Catching up Path B would need its own check later.</w:t>
+      </w:r>
+    </w:p>
+    <w:p>
+      <w:pPr>
+        <w:pStyle w:val="Compact"/>
+        <w:numPr>
+          <w:ilvl w:val="0"/>
+          <w:numId w:val="1007"/>
+        </w:numPr>
+      </w:pPr>
+      <w:r>
+        <w:rPr>
+          <w:b/>
+          <w:bCs/>
+        </w:rPr>
+        <w:t xml:space="preserve">FindWork and the transform must agree on the output layout</w:t>
+      </w:r>
+      <w:r>
+        <w:t xml:space="preserve">, for example</w:t>
+      </w:r>
+      <w:r>
+        <w:t xml:space="preserve"> </w:t>
+      </w:r>
+      <w:r>
+        <w:rPr>
+          <w:rStyle w:val="VerbatimChar"/>
+        </w:rPr>
+        <w:t xml:space="preserve">&lt;prefix&gt;/date=YYYY-MM-DD/hour=HH/&lt;publisher&gt;.parquet</w:t>
+      </w:r>
+      <w:r>
+        <w:t xml:space="preserve">. If they disagree, FindWork never finds the files</w:t>
+      </w:r>
+      <w:r>
+        <w:t xml:space="preserve"> </w:t>
+      </w:r>
+      <w:r>
+        <w:t xml:space="preserve">the transform wrote and reprocesses the same hours every heartbeat. Bucket and prefix should come from</w:t>
+      </w:r>
+      <w:r>
+        <w:t xml:space="preserve"> </w:t>
+      </w:r>
+      <w:r>
+        <w:t xml:space="preserve">environment variables, not be hard-coded.</w:t>
+      </w:r>
+    </w:p>
+    <w:p>
+      <w:pPr>
+        <w:pStyle w:val="Compact"/>
+        <w:numPr>
+          <w:ilvl w:val="0"/>
+          <w:numId w:val="1007"/>
+        </w:numPr>
+      </w:pPr>
+      <w:r>
+        <w:t xml:space="preserve">FindWork is where the pipeline’s idempotency really comes from, which is why CheckLock’s best-effort lock</w:t>
+      </w:r>
+      <w:r>
+        <w:t xml:space="preserve"> </w:t>
+      </w:r>
+      <w:r>
+        <w:t xml:space="preserve">is good enough.</w:t>
+      </w:r>
+    </w:p>
+    <w:bookmarkEnd w:id="29"/>
+    <w:bookmarkStart w:id="30" w:name="r3s-take"/>
+    <w:p>
+      <w:pPr>
+        <w:pStyle w:val="Heading2"/>
+      </w:pPr>
+      <w:r>
+        <w:t xml:space="preserve">R3’s take</w:t>
+      </w:r>
+    </w:p>
+    <w:p>
+      <w:pPr>
+        <w:pStyle w:val="Compact"/>
+        <w:numPr>
+          <w:ilvl w:val="0"/>
+          <w:numId w:val="1008"/>
+        </w:numPr>
+      </w:pPr>
+      <w:r>
+        <w:rPr>
+          <w:b/>
+          <w:bCs/>
+        </w:rPr>
+        <w:t xml:space="preserve">Deploy this as a plain zip Lambda, not the DuckDB container image.</w:t>
+      </w:r>
+      <w:r>
+        <w:t xml:space="preserve"> </w:t>
+      </w:r>
+      <w:r>
+        <w:t xml:space="preserve">It only needs</w:t>
+      </w:r>
+      <w:r>
+        <w:t xml:space="preserve"> </w:t>
+      </w:r>
+      <w:r>
+        <w:rPr>
+          <w:rStyle w:val="VerbatimChar"/>
+        </w:rPr>
+        <w:t xml:space="preserve">boto3</w:t>
+      </w:r>
+      <w:r>
+        <w:t xml:space="preserve">, which the</w:t>
+      </w:r>
+      <w:r>
+        <w:t xml:space="preserve"> </w:t>
+      </w:r>
+      <w:r>
+        <w:t xml:space="preserve">Lambda Python runtime already includes, so it starts fast and deploys in seconds. Save the container image</w:t>
+      </w:r>
+      <w:r>
+        <w:t xml:space="preserve"> </w:t>
+      </w:r>
+      <w:r>
+        <w:t xml:space="preserve">for the transform.</w:t>
+      </w:r>
+    </w:p>
+    <w:p>
+      <w:pPr>
+        <w:pStyle w:val="Compact"/>
+        <w:numPr>
+          <w:ilvl w:val="0"/>
+          <w:numId w:val="1008"/>
+        </w:numPr>
+      </w:pPr>
+      <w:r>
+        <w:rPr>
+          <w:b/>
+          <w:bCs/>
+        </w:rPr>
+        <w:t xml:space="preserve">The tradeoff.</w:t>
+      </w:r>
+      <w:r>
+        <w:t xml:space="preserve"> </w:t>
+      </w:r>
+      <w:r>
+        <w:t xml:space="preserve">Step Functions can call</w:t>
+      </w:r>
+      <w:r>
+        <w:t xml:space="preserve"> </w:t>
+      </w:r>
+      <w:r>
+        <w:rPr>
+          <w:rStyle w:val="VerbatimChar"/>
+        </w:rPr>
+        <w:t xml:space="preserve">ListExecutions</w:t>
+      </w:r>
+      <w:r>
+        <w:t xml:space="preserve"> </w:t>
+      </w:r>
+      <w:r>
+        <w:t xml:space="preserve">directly through an SDK integration</w:t>
+      </w:r>
+      <w:r>
+        <w:t xml:space="preserve"> </w:t>
+      </w:r>
+      <w:r>
+        <w:t xml:space="preserve">(</w:t>
+      </w:r>
+      <w:r>
+        <w:rPr>
+          <w:rStyle w:val="VerbatimChar"/>
+        </w:rPr>
+        <w:t xml:space="preserve">arn:aws:states:::aws-sdk:sfn:listExecutions</w:t>
+      </w:r>
+      <w:r>
+        <w:t xml:space="preserve">), with no Lambda at all. That means one fewer function to</w:t>
+      </w:r>
+      <w:r>
+        <w:t xml:space="preserve"> </w:t>
+      </w:r>
+      <w:r>
+        <w:t xml:space="preserve">deploy and no cold start. The Python version costs a few hundred milliseconds per run. In exchange, it can</w:t>
+      </w:r>
+      <w:r>
+        <w:t xml:space="preserve"> </w:t>
+      </w:r>
+      <w:r>
+        <w:t xml:space="preserve">be unit-tested and read like the rest of the pipeline’s Python Lambdas, and the</w:t>
+      </w:r>
+      <w:r>
+        <w:t xml:space="preserve"> </w:t>
+      </w:r>
+      <w:r>
+        <w:t xml:space="preserve">“</w:t>
+      </w:r>
+      <w:r>
+        <w:t xml:space="preserve">exclude myself</w:t>
+      </w:r>
+      <w:r>
+        <w:t xml:space="preserve">”</w:t>
+      </w:r>
+      <w:r>
+        <w:t xml:space="preserve"> </w:t>
+      </w:r>
+      <w:r>
+        <w:t xml:space="preserve">logic is a</w:t>
+      </w:r>
+      <w:r>
+        <w:t xml:space="preserve"> </w:t>
+      </w:r>
+      <w:r>
+        <w:t xml:space="preserve">simple</w:t>
+      </w:r>
+      <w:r>
+        <w:t xml:space="preserve"> </w:t>
+      </w:r>
+      <w:r>
+        <w:rPr>
+          <w:rStyle w:val="VerbatimChar"/>
+        </w:rPr>
+        <w:t xml:space="preserve">if</w:t>
+      </w:r>
+      <w:r>
+        <w:t xml:space="preserve"> </w:t>
+      </w:r>
+      <w:r>
+        <w:t xml:space="preserve">instead of a JSONata expression or a Pass + Choice pair. R3 recommends the Python version for</w:t>
+      </w:r>
+      <w:r>
+        <w:t xml:space="preserve"> </w:t>
+      </w:r>
+      <w:r>
+        <w:t xml:space="preserve">this POC.</w:t>
+      </w:r>
+    </w:p>
+    <w:p>
+      <w:pPr>
+        <w:pStyle w:val="Compact"/>
+        <w:numPr>
+          <w:ilvl w:val="0"/>
+          <w:numId w:val="1008"/>
+        </w:numPr>
+      </w:pPr>
+      <w:r>
+        <w:rPr>
+          <w:b/>
+          <w:bCs/>
+        </w:rPr>
+        <w:t xml:space="preserve">It’s a best-effort lock, not a guaranteed one.</w:t>
+      </w:r>
+      <w:r>
+        <w:t xml:space="preserve"> </w:t>
+      </w:r>
+      <w:r>
+        <w:t xml:space="preserve">If two executions start within a moment of each other,</w:t>
+      </w:r>
+      <w:r>
+        <w:t xml:space="preserve"> </w:t>
+      </w:r>
+      <w:r>
+        <w:t xml:space="preserve">the list results may not show both. Both could then run, or both could skip. With heartbeats 30 minutes</w:t>
+      </w:r>
+      <w:r>
+        <w:t xml:space="preserve"> </w:t>
+      </w:r>
+      <w:r>
+        <w:t xml:space="preserve">apart this is unlikely. A manual start during testing could cause it, though.</w:t>
+      </w:r>
+    </w:p>
+    <w:p>
+      <w:pPr>
+        <w:pStyle w:val="Compact"/>
+        <w:numPr>
+          <w:ilvl w:val="0"/>
+          <w:numId w:val="1008"/>
+        </w:numPr>
+      </w:pPr>
+      <w:r>
+        <w:rPr>
+          <w:b/>
+          <w:bCs/>
+        </w:rPr>
         <w:t xml:space="preserve">The real protection is the spec’s idempotency per file-hour.</w:t>
       </w:r>
       <w:r>
@@ -2451,8 +3733,8 @@
         <w:t xml:space="preserve">work, not bad data. The lock just keeps that from happening.</w:t>
       </w:r>
     </w:p>
-    <w:bookmarkEnd w:id="27"/>
-    <w:bookmarkEnd w:id="28"/>
+    <w:bookmarkEnd w:id="30"/>
+    <w:bookmarkEnd w:id="31"/>
     <w:sectPr>
       <w:pgMar w:bottom="720" w:footer="432" w:gutter="0" w:header="432" w:left="720" w:right="720" w:top="720"/>
     </w:sectPr>
@@ -2759,9 +4041,75 @@
     <w:abstractNumId w:val="991"/>
   </w:num>
   <w:num w:numId="1003">
+    <w:abstractNumId w:val="99411"/>
+    <w:lvlOverride w:ilvl="0">
+      <w:startOverride w:val="1"/>
+    </w:lvlOverride>
+    <w:lvlOverride w:ilvl="1">
+      <w:startOverride w:val="1"/>
+    </w:lvlOverride>
+    <w:lvlOverride w:ilvl="2">
+      <w:startOverride w:val="1"/>
+    </w:lvlOverride>
+    <w:lvlOverride w:ilvl="3">
+      <w:startOverride w:val="1"/>
+    </w:lvlOverride>
+    <w:lvlOverride w:ilvl="4">
+      <w:startOverride w:val="1"/>
+    </w:lvlOverride>
+    <w:lvlOverride w:ilvl="5">
+      <w:startOverride w:val="1"/>
+    </w:lvlOverride>
+    <w:lvlOverride w:ilvl="6">
+      <w:startOverride w:val="1"/>
+    </w:lvlOverride>
+    <w:lvlOverride w:ilvl="7">
+      <w:startOverride w:val="1"/>
+    </w:lvlOverride>
+    <w:lvlOverride w:ilvl="8">
+      <w:startOverride w:val="1"/>
+    </w:lvlOverride>
+  </w:num>
+  <w:num w:numId="1004">
     <w:abstractNumId w:val="991"/>
   </w:num>
-  <w:num w:numId="1004">
+  <w:num w:numId="1005">
+    <w:abstractNumId w:val="991"/>
+  </w:num>
+  <w:num w:numId="1006">
+    <w:abstractNumId w:val="99411"/>
+    <w:lvlOverride w:ilvl="0">
+      <w:startOverride w:val="1"/>
+    </w:lvlOverride>
+    <w:lvlOverride w:ilvl="1">
+      <w:startOverride w:val="1"/>
+    </w:lvlOverride>
+    <w:lvlOverride w:ilvl="2">
+      <w:startOverride w:val="1"/>
+    </w:lvlOverride>
+    <w:lvlOverride w:ilvl="3">
+      <w:startOverride w:val="1"/>
+    </w:lvlOverride>
+    <w:lvlOverride w:ilvl="4">
+      <w:startOverride w:val="1"/>
+    </w:lvlOverride>
+    <w:lvlOverride w:ilvl="5">
+      <w:startOverride w:val="1"/>
+    </w:lvlOverride>
+    <w:lvlOverride w:ilvl="6">
+      <w:startOverride w:val="1"/>
+    </w:lvlOverride>
+    <w:lvlOverride w:ilvl="7">
+      <w:startOverride w:val="1"/>
+    </w:lvlOverride>
+    <w:lvlOverride w:ilvl="8">
+      <w:startOverride w:val="1"/>
+    </w:lvlOverride>
+  </w:num>
+  <w:num w:numId="1007">
+    <w:abstractNumId w:val="991"/>
+  </w:num>
+  <w:num w:numId="1008">
     <w:abstractNumId w:val="991"/>
   </w:num>
 </w:numbering>
